--- a/anexos/ANEXO_I_Checklist_30_puntos.docx
+++ b/anexos/ANEXO_I_Checklist_30_puntos.docx
@@ -45,7 +45,7 @@
           <w:color w:val="000000"/>
           <w:sz w:val="21"/>
         </w:rPr>
-        <w:t>Versión operativa del checklist del capítulo 6, lista para usar en la auditoría anual. Marca ✓ (cumple), ✗ (no cumple) o — (no aplica, justificar), y asigna responsable y fecha de corrección por cada ✗. Imprímela, complétala en la reunión de dirección y archívala con acta. La versión Word editable se descarga desde el QR.</w:t>
+        <w:t>Versión operativa del checklist del capítulo 6, lista para usar en la auditoría anual. Marca ✓ (cumple), ✗ (no cumple) o — (no aplica, justificar), y asigna responsable y fecha de corrección por cada ✗. Imprímela, complétala en la reunión de dirección y archívala con acta. La plantilla editable está disponible mediante el enlace al repositorio al final del libro.</w:t>
       </w:r>
     </w:p>
     <w:tbl>
@@ -57,15 +57,18 @@
         <w:tblLayout w:type="fixed"/>
       </w:tblPr>
       <w:tblGrid>
-        <w:gridCol w:w="1584"/>
-        <w:gridCol w:w="1584"/>
-        <w:gridCol w:w="1584"/>
-        <w:gridCol w:w="1584"/>
+        <w:gridCol w:w="566"/>
+        <w:gridCol w:w="3455"/>
+        <w:gridCol w:w="869"/>
+        <w:gridCol w:w="1445"/>
       </w:tblGrid>
       <w:tr>
+        <w:trPr>
+          <w:tblHeader/>
+        </w:trPr>
         <w:tc>
           <w:tcPr>
-            <w:tcW w:type="dxa" w:w="1584"/>
+            <w:tcW w:type="dxa" w:w="566"/>
             <w:shd w:val="clear" w:fill="000000"/>
             <w:tcBorders>
               <w:top w:val="single" w:sz="4" w:color="000000"/>
@@ -76,13 +79,14 @@
             <w:tcMar>
               <w:top w:w="86" w:type="dxa"/>
               <w:bottom w:w="86" w:type="dxa"/>
-              <w:start w:w="144" w:type="dxa"/>
-              <w:end w:w="144" w:type="dxa"/>
+              <w:start w:w="100" w:type="dxa"/>
+              <w:end w:w="100" w:type="dxa"/>
             </w:tcMar>
           </w:tcPr>
           <w:p>
             <w:pPr>
               <w:spacing w:after="0"/>
+              <w:jc w:val="left"/>
             </w:pPr>
             <w:r>
               <w:rPr>
@@ -98,7 +102,7 @@
         </w:tc>
         <w:tc>
           <w:tcPr>
-            <w:tcW w:type="dxa" w:w="1584"/>
+            <w:tcW w:type="dxa" w:w="3455"/>
             <w:shd w:val="clear" w:fill="000000"/>
             <w:tcBorders>
               <w:top w:val="single" w:sz="4" w:color="000000"/>
@@ -109,13 +113,14 @@
             <w:tcMar>
               <w:top w:w="86" w:type="dxa"/>
               <w:bottom w:w="86" w:type="dxa"/>
-              <w:start w:w="144" w:type="dxa"/>
-              <w:end w:w="144" w:type="dxa"/>
+              <w:start w:w="100" w:type="dxa"/>
+              <w:end w:w="100" w:type="dxa"/>
             </w:tcMar>
           </w:tcPr>
           <w:p>
             <w:pPr>
               <w:spacing w:after="0"/>
+              <w:jc w:val="left"/>
             </w:pPr>
             <w:r>
               <w:rPr>
@@ -131,7 +136,7 @@
         </w:tc>
         <w:tc>
           <w:tcPr>
-            <w:tcW w:type="dxa" w:w="1584"/>
+            <w:tcW w:type="dxa" w:w="869"/>
             <w:shd w:val="clear" w:fill="000000"/>
             <w:tcBorders>
               <w:top w:val="single" w:sz="4" w:color="000000"/>
@@ -142,13 +147,14 @@
             <w:tcMar>
               <w:top w:w="86" w:type="dxa"/>
               <w:bottom w:w="86" w:type="dxa"/>
-              <w:start w:w="144" w:type="dxa"/>
-              <w:end w:w="144" w:type="dxa"/>
+              <w:start w:w="100" w:type="dxa"/>
+              <w:end w:w="100" w:type="dxa"/>
             </w:tcMar>
           </w:tcPr>
           <w:p>
             <w:pPr>
               <w:spacing w:after="0"/>
+              <w:jc w:val="left"/>
             </w:pPr>
             <w:r>
               <w:rPr>
@@ -164,7 +170,7 @@
         </w:tc>
         <w:tc>
           <w:tcPr>
-            <w:tcW w:type="dxa" w:w="1584"/>
+            <w:tcW w:type="dxa" w:w="1445"/>
             <w:shd w:val="clear" w:fill="000000"/>
             <w:tcBorders>
               <w:top w:val="single" w:sz="4" w:color="000000"/>
@@ -175,13 +181,14 @@
             <w:tcMar>
               <w:top w:w="86" w:type="dxa"/>
               <w:bottom w:w="86" w:type="dxa"/>
-              <w:start w:w="144" w:type="dxa"/>
-              <w:end w:w="144" w:type="dxa"/>
+              <w:start w:w="100" w:type="dxa"/>
+              <w:end w:w="100" w:type="dxa"/>
             </w:tcMar>
           </w:tcPr>
           <w:p>
             <w:pPr>
               <w:spacing w:after="0"/>
+              <w:jc w:val="left"/>
             </w:pPr>
             <w:r>
               <w:rPr>
@@ -197,9 +204,12 @@
         </w:tc>
       </w:tr>
       <w:tr>
+        <w:trPr>
+          <w:trHeight w:val="1700" w:hRule="atLeast"/>
+        </w:trPr>
         <w:tc>
           <w:tcPr>
-            <w:tcW w:type="dxa" w:w="1584"/>
+            <w:tcW w:type="dxa" w:w="566"/>
             <w:tcBorders>
               <w:top w:val="single" w:sz="4" w:color="9A9A9A"/>
               <w:bottom w:val="single" w:sz="4" w:color="9A9A9A"/>
@@ -209,13 +219,14 @@
             <w:tcMar>
               <w:top w:w="86" w:type="dxa"/>
               <w:bottom w:w="86" w:type="dxa"/>
-              <w:start w:w="144" w:type="dxa"/>
-              <w:end w:w="144" w:type="dxa"/>
+              <w:start w:w="100" w:type="dxa"/>
+              <w:end w:w="100" w:type="dxa"/>
             </w:tcMar>
           </w:tcPr>
           <w:p>
             <w:pPr>
               <w:spacing w:after="0"/>
+              <w:jc w:val="left"/>
             </w:pPr>
             <w:r>
               <w:rPr>
@@ -231,7 +242,7 @@
         </w:tc>
         <w:tc>
           <w:tcPr>
-            <w:tcW w:type="dxa" w:w="1584"/>
+            <w:tcW w:type="dxa" w:w="3455"/>
             <w:tcBorders>
               <w:top w:val="single" w:sz="4" w:color="9A9A9A"/>
               <w:bottom w:val="single" w:sz="4" w:color="9A9A9A"/>
@@ -241,13 +252,14 @@
             <w:tcMar>
               <w:top w:w="86" w:type="dxa"/>
               <w:bottom w:w="86" w:type="dxa"/>
-              <w:start w:w="144" w:type="dxa"/>
-              <w:end w:w="144" w:type="dxa"/>
+              <w:start w:w="100" w:type="dxa"/>
+              <w:end w:w="100" w:type="dxa"/>
             </w:tcMar>
           </w:tcPr>
           <w:p>
             <w:pPr>
               <w:spacing w:after="0"/>
+              <w:jc w:val="left"/>
             </w:pPr>
             <w:r>
               <w:rPr>
@@ -263,7 +275,7 @@
         </w:tc>
         <w:tc>
           <w:tcPr>
-            <w:tcW w:type="dxa" w:w="1584"/>
+            <w:tcW w:type="dxa" w:w="869"/>
             <w:tcBorders>
               <w:top w:val="single" w:sz="4" w:color="9A9A9A"/>
               <w:bottom w:val="single" w:sz="4" w:color="9A9A9A"/>
@@ -273,19 +285,20 @@
             <w:tcMar>
               <w:top w:w="86" w:type="dxa"/>
               <w:bottom w:w="86" w:type="dxa"/>
-              <w:start w:w="144" w:type="dxa"/>
-              <w:end w:w="144" w:type="dxa"/>
+              <w:start w:w="100" w:type="dxa"/>
+              <w:end w:w="100" w:type="dxa"/>
             </w:tcMar>
           </w:tcPr>
           <w:p>
             <w:pPr>
               <w:spacing w:after="0"/>
+              <w:jc w:val="left"/>
             </w:pPr>
           </w:p>
         </w:tc>
         <w:tc>
           <w:tcPr>
-            <w:tcW w:type="dxa" w:w="1584"/>
+            <w:tcW w:type="dxa" w:w="1445"/>
             <w:tcBorders>
               <w:top w:val="single" w:sz="4" w:color="9A9A9A"/>
               <w:bottom w:val="single" w:sz="4" w:color="9A9A9A"/>
@@ -295,21 +308,25 @@
             <w:tcMar>
               <w:top w:w="86" w:type="dxa"/>
               <w:bottom w:w="86" w:type="dxa"/>
-              <w:start w:w="144" w:type="dxa"/>
-              <w:end w:w="144" w:type="dxa"/>
+              <w:start w:w="100" w:type="dxa"/>
+              <w:end w:w="100" w:type="dxa"/>
             </w:tcMar>
           </w:tcPr>
           <w:p>
             <w:pPr>
               <w:spacing w:after="0"/>
+              <w:jc w:val="left"/>
             </w:pPr>
           </w:p>
         </w:tc>
       </w:tr>
       <w:tr>
+        <w:trPr>
+          <w:trHeight w:val="1700" w:hRule="atLeast"/>
+        </w:trPr>
         <w:tc>
           <w:tcPr>
-            <w:tcW w:type="dxa" w:w="1584"/>
+            <w:tcW w:type="dxa" w:w="566"/>
             <w:shd w:val="clear" w:fill="F2F2F2"/>
             <w:tcBorders>
               <w:top w:val="single" w:sz="4" w:color="9A9A9A"/>
@@ -320,13 +337,14 @@
             <w:tcMar>
               <w:top w:w="86" w:type="dxa"/>
               <w:bottom w:w="86" w:type="dxa"/>
-              <w:start w:w="144" w:type="dxa"/>
-              <w:end w:w="144" w:type="dxa"/>
+              <w:start w:w="100" w:type="dxa"/>
+              <w:end w:w="100" w:type="dxa"/>
             </w:tcMar>
           </w:tcPr>
           <w:p>
             <w:pPr>
               <w:spacing w:after="0"/>
+              <w:jc w:val="left"/>
             </w:pPr>
             <w:r>
               <w:rPr>
@@ -342,7 +360,7 @@
         </w:tc>
         <w:tc>
           <w:tcPr>
-            <w:tcW w:type="dxa" w:w="1584"/>
+            <w:tcW w:type="dxa" w:w="3455"/>
             <w:shd w:val="clear" w:fill="F2F2F2"/>
             <w:tcBorders>
               <w:top w:val="single" w:sz="4" w:color="9A9A9A"/>
@@ -353,13 +371,14 @@
             <w:tcMar>
               <w:top w:w="86" w:type="dxa"/>
               <w:bottom w:w="86" w:type="dxa"/>
-              <w:start w:w="144" w:type="dxa"/>
-              <w:end w:w="144" w:type="dxa"/>
+              <w:start w:w="100" w:type="dxa"/>
+              <w:end w:w="100" w:type="dxa"/>
             </w:tcMar>
           </w:tcPr>
           <w:p>
             <w:pPr>
               <w:spacing w:after="0"/>
+              <w:jc w:val="left"/>
             </w:pPr>
             <w:r>
               <w:rPr>
@@ -375,7 +394,7 @@
         </w:tc>
         <w:tc>
           <w:tcPr>
-            <w:tcW w:type="dxa" w:w="1584"/>
+            <w:tcW w:type="dxa" w:w="869"/>
             <w:shd w:val="clear" w:fill="F2F2F2"/>
             <w:tcBorders>
               <w:top w:val="single" w:sz="4" w:color="9A9A9A"/>
@@ -386,19 +405,20 @@
             <w:tcMar>
               <w:top w:w="86" w:type="dxa"/>
               <w:bottom w:w="86" w:type="dxa"/>
-              <w:start w:w="144" w:type="dxa"/>
-              <w:end w:w="144" w:type="dxa"/>
+              <w:start w:w="100" w:type="dxa"/>
+              <w:end w:w="100" w:type="dxa"/>
             </w:tcMar>
           </w:tcPr>
           <w:p>
             <w:pPr>
               <w:spacing w:after="0"/>
+              <w:jc w:val="left"/>
             </w:pPr>
           </w:p>
         </w:tc>
         <w:tc>
           <w:tcPr>
-            <w:tcW w:type="dxa" w:w="1584"/>
+            <w:tcW w:type="dxa" w:w="1445"/>
             <w:shd w:val="clear" w:fill="F2F2F2"/>
             <w:tcBorders>
               <w:top w:val="single" w:sz="4" w:color="9A9A9A"/>
@@ -409,21 +429,25 @@
             <w:tcMar>
               <w:top w:w="86" w:type="dxa"/>
               <w:bottom w:w="86" w:type="dxa"/>
-              <w:start w:w="144" w:type="dxa"/>
-              <w:end w:w="144" w:type="dxa"/>
+              <w:start w:w="100" w:type="dxa"/>
+              <w:end w:w="100" w:type="dxa"/>
             </w:tcMar>
           </w:tcPr>
           <w:p>
             <w:pPr>
               <w:spacing w:after="0"/>
+              <w:jc w:val="left"/>
             </w:pPr>
           </w:p>
         </w:tc>
       </w:tr>
       <w:tr>
+        <w:trPr>
+          <w:trHeight w:val="1700" w:hRule="atLeast"/>
+        </w:trPr>
         <w:tc>
           <w:tcPr>
-            <w:tcW w:type="dxa" w:w="1584"/>
+            <w:tcW w:type="dxa" w:w="566"/>
             <w:tcBorders>
               <w:top w:val="single" w:sz="4" w:color="9A9A9A"/>
               <w:bottom w:val="single" w:sz="4" w:color="9A9A9A"/>
@@ -433,13 +457,14 @@
             <w:tcMar>
               <w:top w:w="86" w:type="dxa"/>
               <w:bottom w:w="86" w:type="dxa"/>
-              <w:start w:w="144" w:type="dxa"/>
-              <w:end w:w="144" w:type="dxa"/>
+              <w:start w:w="100" w:type="dxa"/>
+              <w:end w:w="100" w:type="dxa"/>
             </w:tcMar>
           </w:tcPr>
           <w:p>
             <w:pPr>
               <w:spacing w:after="0"/>
+              <w:jc w:val="left"/>
             </w:pPr>
             <w:r>
               <w:rPr>
@@ -455,7 +480,7 @@
         </w:tc>
         <w:tc>
           <w:tcPr>
-            <w:tcW w:type="dxa" w:w="1584"/>
+            <w:tcW w:type="dxa" w:w="3455"/>
             <w:tcBorders>
               <w:top w:val="single" w:sz="4" w:color="9A9A9A"/>
               <w:bottom w:val="single" w:sz="4" w:color="9A9A9A"/>
@@ -465,13 +490,14 @@
             <w:tcMar>
               <w:top w:w="86" w:type="dxa"/>
               <w:bottom w:w="86" w:type="dxa"/>
-              <w:start w:w="144" w:type="dxa"/>
-              <w:end w:w="144" w:type="dxa"/>
+              <w:start w:w="100" w:type="dxa"/>
+              <w:end w:w="100" w:type="dxa"/>
             </w:tcMar>
           </w:tcPr>
           <w:p>
             <w:pPr>
               <w:spacing w:after="0"/>
+              <w:jc w:val="left"/>
             </w:pPr>
             <w:r>
               <w:rPr>
@@ -487,7 +513,7 @@
         </w:tc>
         <w:tc>
           <w:tcPr>
-            <w:tcW w:type="dxa" w:w="1584"/>
+            <w:tcW w:type="dxa" w:w="869"/>
             <w:tcBorders>
               <w:top w:val="single" w:sz="4" w:color="9A9A9A"/>
               <w:bottom w:val="single" w:sz="4" w:color="9A9A9A"/>
@@ -497,19 +523,20 @@
             <w:tcMar>
               <w:top w:w="86" w:type="dxa"/>
               <w:bottom w:w="86" w:type="dxa"/>
-              <w:start w:w="144" w:type="dxa"/>
-              <w:end w:w="144" w:type="dxa"/>
+              <w:start w:w="100" w:type="dxa"/>
+              <w:end w:w="100" w:type="dxa"/>
             </w:tcMar>
           </w:tcPr>
           <w:p>
             <w:pPr>
               <w:spacing w:after="0"/>
+              <w:jc w:val="left"/>
             </w:pPr>
           </w:p>
         </w:tc>
         <w:tc>
           <w:tcPr>
-            <w:tcW w:type="dxa" w:w="1584"/>
+            <w:tcW w:type="dxa" w:w="1445"/>
             <w:tcBorders>
               <w:top w:val="single" w:sz="4" w:color="9A9A9A"/>
               <w:bottom w:val="single" w:sz="4" w:color="9A9A9A"/>
@@ -519,21 +546,25 @@
             <w:tcMar>
               <w:top w:w="86" w:type="dxa"/>
               <w:bottom w:w="86" w:type="dxa"/>
-              <w:start w:w="144" w:type="dxa"/>
-              <w:end w:w="144" w:type="dxa"/>
+              <w:start w:w="100" w:type="dxa"/>
+              <w:end w:w="100" w:type="dxa"/>
             </w:tcMar>
           </w:tcPr>
           <w:p>
             <w:pPr>
               <w:spacing w:after="0"/>
+              <w:jc w:val="left"/>
             </w:pPr>
           </w:p>
         </w:tc>
       </w:tr>
       <w:tr>
+        <w:trPr>
+          <w:trHeight w:val="1700" w:hRule="atLeast"/>
+        </w:trPr>
         <w:tc>
           <w:tcPr>
-            <w:tcW w:type="dxa" w:w="1584"/>
+            <w:tcW w:type="dxa" w:w="566"/>
             <w:shd w:val="clear" w:fill="F2F2F2"/>
             <w:tcBorders>
               <w:top w:val="single" w:sz="4" w:color="9A9A9A"/>
@@ -544,13 +575,14 @@
             <w:tcMar>
               <w:top w:w="86" w:type="dxa"/>
               <w:bottom w:w="86" w:type="dxa"/>
-              <w:start w:w="144" w:type="dxa"/>
-              <w:end w:w="144" w:type="dxa"/>
+              <w:start w:w="100" w:type="dxa"/>
+              <w:end w:w="100" w:type="dxa"/>
             </w:tcMar>
           </w:tcPr>
           <w:p>
             <w:pPr>
               <w:spacing w:after="0"/>
+              <w:jc w:val="left"/>
             </w:pPr>
             <w:r>
               <w:rPr>
@@ -566,7 +598,7 @@
         </w:tc>
         <w:tc>
           <w:tcPr>
-            <w:tcW w:type="dxa" w:w="1584"/>
+            <w:tcW w:type="dxa" w:w="3455"/>
             <w:shd w:val="clear" w:fill="F2F2F2"/>
             <w:tcBorders>
               <w:top w:val="single" w:sz="4" w:color="9A9A9A"/>
@@ -577,13 +609,14 @@
             <w:tcMar>
               <w:top w:w="86" w:type="dxa"/>
               <w:bottom w:w="86" w:type="dxa"/>
-              <w:start w:w="144" w:type="dxa"/>
-              <w:end w:w="144" w:type="dxa"/>
+              <w:start w:w="100" w:type="dxa"/>
+              <w:end w:w="100" w:type="dxa"/>
             </w:tcMar>
           </w:tcPr>
           <w:p>
             <w:pPr>
               <w:spacing w:after="0"/>
+              <w:jc w:val="left"/>
             </w:pPr>
             <w:r>
               <w:rPr>
@@ -599,7 +632,7 @@
         </w:tc>
         <w:tc>
           <w:tcPr>
-            <w:tcW w:type="dxa" w:w="1584"/>
+            <w:tcW w:type="dxa" w:w="869"/>
             <w:shd w:val="clear" w:fill="F2F2F2"/>
             <w:tcBorders>
               <w:top w:val="single" w:sz="4" w:color="9A9A9A"/>
@@ -610,19 +643,20 @@
             <w:tcMar>
               <w:top w:w="86" w:type="dxa"/>
               <w:bottom w:w="86" w:type="dxa"/>
-              <w:start w:w="144" w:type="dxa"/>
-              <w:end w:w="144" w:type="dxa"/>
+              <w:start w:w="100" w:type="dxa"/>
+              <w:end w:w="100" w:type="dxa"/>
             </w:tcMar>
           </w:tcPr>
           <w:p>
             <w:pPr>
               <w:spacing w:after="0"/>
+              <w:jc w:val="left"/>
             </w:pPr>
           </w:p>
         </w:tc>
         <w:tc>
           <w:tcPr>
-            <w:tcW w:type="dxa" w:w="1584"/>
+            <w:tcW w:type="dxa" w:w="1445"/>
             <w:shd w:val="clear" w:fill="F2F2F2"/>
             <w:tcBorders>
               <w:top w:val="single" w:sz="4" w:color="9A9A9A"/>
@@ -633,21 +667,25 @@
             <w:tcMar>
               <w:top w:w="86" w:type="dxa"/>
               <w:bottom w:w="86" w:type="dxa"/>
-              <w:start w:w="144" w:type="dxa"/>
-              <w:end w:w="144" w:type="dxa"/>
+              <w:start w:w="100" w:type="dxa"/>
+              <w:end w:w="100" w:type="dxa"/>
             </w:tcMar>
           </w:tcPr>
           <w:p>
             <w:pPr>
               <w:spacing w:after="0"/>
+              <w:jc w:val="left"/>
             </w:pPr>
           </w:p>
         </w:tc>
       </w:tr>
       <w:tr>
+        <w:trPr>
+          <w:trHeight w:val="1700" w:hRule="atLeast"/>
+        </w:trPr>
         <w:tc>
           <w:tcPr>
-            <w:tcW w:type="dxa" w:w="1584"/>
+            <w:tcW w:type="dxa" w:w="566"/>
             <w:tcBorders>
               <w:top w:val="single" w:sz="4" w:color="9A9A9A"/>
               <w:bottom w:val="single" w:sz="4" w:color="9A9A9A"/>
@@ -657,13 +695,14 @@
             <w:tcMar>
               <w:top w:w="86" w:type="dxa"/>
               <w:bottom w:w="86" w:type="dxa"/>
-              <w:start w:w="144" w:type="dxa"/>
-              <w:end w:w="144" w:type="dxa"/>
+              <w:start w:w="100" w:type="dxa"/>
+              <w:end w:w="100" w:type="dxa"/>
             </w:tcMar>
           </w:tcPr>
           <w:p>
             <w:pPr>
               <w:spacing w:after="0"/>
+              <w:jc w:val="left"/>
             </w:pPr>
             <w:r>
               <w:rPr>
@@ -679,7 +718,7 @@
         </w:tc>
         <w:tc>
           <w:tcPr>
-            <w:tcW w:type="dxa" w:w="1584"/>
+            <w:tcW w:type="dxa" w:w="3455"/>
             <w:tcBorders>
               <w:top w:val="single" w:sz="4" w:color="9A9A9A"/>
               <w:bottom w:val="single" w:sz="4" w:color="9A9A9A"/>
@@ -689,13 +728,14 @@
             <w:tcMar>
               <w:top w:w="86" w:type="dxa"/>
               <w:bottom w:w="86" w:type="dxa"/>
-              <w:start w:w="144" w:type="dxa"/>
-              <w:end w:w="144" w:type="dxa"/>
+              <w:start w:w="100" w:type="dxa"/>
+              <w:end w:w="100" w:type="dxa"/>
             </w:tcMar>
           </w:tcPr>
           <w:p>
             <w:pPr>
               <w:spacing w:after="0"/>
+              <w:jc w:val="left"/>
             </w:pPr>
             <w:r>
               <w:rPr>
@@ -711,7 +751,7 @@
         </w:tc>
         <w:tc>
           <w:tcPr>
-            <w:tcW w:type="dxa" w:w="1584"/>
+            <w:tcW w:type="dxa" w:w="869"/>
             <w:tcBorders>
               <w:top w:val="single" w:sz="4" w:color="9A9A9A"/>
               <w:bottom w:val="single" w:sz="4" w:color="9A9A9A"/>
@@ -721,19 +761,20 @@
             <w:tcMar>
               <w:top w:w="86" w:type="dxa"/>
               <w:bottom w:w="86" w:type="dxa"/>
-              <w:start w:w="144" w:type="dxa"/>
-              <w:end w:w="144" w:type="dxa"/>
+              <w:start w:w="100" w:type="dxa"/>
+              <w:end w:w="100" w:type="dxa"/>
             </w:tcMar>
           </w:tcPr>
           <w:p>
             <w:pPr>
               <w:spacing w:after="0"/>
+              <w:jc w:val="left"/>
             </w:pPr>
           </w:p>
         </w:tc>
         <w:tc>
           <w:tcPr>
-            <w:tcW w:type="dxa" w:w="1584"/>
+            <w:tcW w:type="dxa" w:w="1445"/>
             <w:tcBorders>
               <w:top w:val="single" w:sz="4" w:color="9A9A9A"/>
               <w:bottom w:val="single" w:sz="4" w:color="9A9A9A"/>
@@ -743,21 +784,25 @@
             <w:tcMar>
               <w:top w:w="86" w:type="dxa"/>
               <w:bottom w:w="86" w:type="dxa"/>
-              <w:start w:w="144" w:type="dxa"/>
-              <w:end w:w="144" w:type="dxa"/>
+              <w:start w:w="100" w:type="dxa"/>
+              <w:end w:w="100" w:type="dxa"/>
             </w:tcMar>
           </w:tcPr>
           <w:p>
             <w:pPr>
               <w:spacing w:after="0"/>
+              <w:jc w:val="left"/>
             </w:pPr>
           </w:p>
         </w:tc>
       </w:tr>
       <w:tr>
+        <w:trPr>
+          <w:trHeight w:val="1700" w:hRule="atLeast"/>
+        </w:trPr>
         <w:tc>
           <w:tcPr>
-            <w:tcW w:type="dxa" w:w="1584"/>
+            <w:tcW w:type="dxa" w:w="566"/>
             <w:shd w:val="clear" w:fill="F2F2F2"/>
             <w:tcBorders>
               <w:top w:val="single" w:sz="4" w:color="9A9A9A"/>
@@ -768,13 +813,14 @@
             <w:tcMar>
               <w:top w:w="86" w:type="dxa"/>
               <w:bottom w:w="86" w:type="dxa"/>
-              <w:start w:w="144" w:type="dxa"/>
-              <w:end w:w="144" w:type="dxa"/>
+              <w:start w:w="100" w:type="dxa"/>
+              <w:end w:w="100" w:type="dxa"/>
             </w:tcMar>
           </w:tcPr>
           <w:p>
             <w:pPr>
               <w:spacing w:after="0"/>
+              <w:jc w:val="left"/>
             </w:pPr>
             <w:r>
               <w:rPr>
@@ -790,7 +836,7 @@
         </w:tc>
         <w:tc>
           <w:tcPr>
-            <w:tcW w:type="dxa" w:w="1584"/>
+            <w:tcW w:type="dxa" w:w="3455"/>
             <w:shd w:val="clear" w:fill="F2F2F2"/>
             <w:tcBorders>
               <w:top w:val="single" w:sz="4" w:color="9A9A9A"/>
@@ -801,13 +847,14 @@
             <w:tcMar>
               <w:top w:w="86" w:type="dxa"/>
               <w:bottom w:w="86" w:type="dxa"/>
-              <w:start w:w="144" w:type="dxa"/>
-              <w:end w:w="144" w:type="dxa"/>
+              <w:start w:w="100" w:type="dxa"/>
+              <w:end w:w="100" w:type="dxa"/>
             </w:tcMar>
           </w:tcPr>
           <w:p>
             <w:pPr>
               <w:spacing w:after="0"/>
+              <w:jc w:val="left"/>
             </w:pPr>
             <w:r>
               <w:rPr>
@@ -823,7 +870,7 @@
         </w:tc>
         <w:tc>
           <w:tcPr>
-            <w:tcW w:type="dxa" w:w="1584"/>
+            <w:tcW w:type="dxa" w:w="869"/>
             <w:shd w:val="clear" w:fill="F2F2F2"/>
             <w:tcBorders>
               <w:top w:val="single" w:sz="4" w:color="9A9A9A"/>
@@ -834,19 +881,20 @@
             <w:tcMar>
               <w:top w:w="86" w:type="dxa"/>
               <w:bottom w:w="86" w:type="dxa"/>
-              <w:start w:w="144" w:type="dxa"/>
-              <w:end w:w="144" w:type="dxa"/>
+              <w:start w:w="100" w:type="dxa"/>
+              <w:end w:w="100" w:type="dxa"/>
             </w:tcMar>
           </w:tcPr>
           <w:p>
             <w:pPr>
               <w:spacing w:after="0"/>
+              <w:jc w:val="left"/>
             </w:pPr>
           </w:p>
         </w:tc>
         <w:tc>
           <w:tcPr>
-            <w:tcW w:type="dxa" w:w="1584"/>
+            <w:tcW w:type="dxa" w:w="1445"/>
             <w:shd w:val="clear" w:fill="F2F2F2"/>
             <w:tcBorders>
               <w:top w:val="single" w:sz="4" w:color="9A9A9A"/>
@@ -857,21 +905,25 @@
             <w:tcMar>
               <w:top w:w="86" w:type="dxa"/>
               <w:bottom w:w="86" w:type="dxa"/>
-              <w:start w:w="144" w:type="dxa"/>
-              <w:end w:w="144" w:type="dxa"/>
+              <w:start w:w="100" w:type="dxa"/>
+              <w:end w:w="100" w:type="dxa"/>
             </w:tcMar>
           </w:tcPr>
           <w:p>
             <w:pPr>
               <w:spacing w:after="0"/>
+              <w:jc w:val="left"/>
             </w:pPr>
           </w:p>
         </w:tc>
       </w:tr>
       <w:tr>
+        <w:trPr>
+          <w:trHeight w:val="1700" w:hRule="atLeast"/>
+        </w:trPr>
         <w:tc>
           <w:tcPr>
-            <w:tcW w:type="dxa" w:w="1584"/>
+            <w:tcW w:type="dxa" w:w="566"/>
             <w:tcBorders>
               <w:top w:val="single" w:sz="4" w:color="9A9A9A"/>
               <w:bottom w:val="single" w:sz="4" w:color="9A9A9A"/>
@@ -881,13 +933,14 @@
             <w:tcMar>
               <w:top w:w="86" w:type="dxa"/>
               <w:bottom w:w="86" w:type="dxa"/>
-              <w:start w:w="144" w:type="dxa"/>
-              <w:end w:w="144" w:type="dxa"/>
+              <w:start w:w="100" w:type="dxa"/>
+              <w:end w:w="100" w:type="dxa"/>
             </w:tcMar>
           </w:tcPr>
           <w:p>
             <w:pPr>
               <w:spacing w:after="0"/>
+              <w:jc w:val="left"/>
             </w:pPr>
             <w:r>
               <w:rPr>
@@ -903,7 +956,7 @@
         </w:tc>
         <w:tc>
           <w:tcPr>
-            <w:tcW w:type="dxa" w:w="1584"/>
+            <w:tcW w:type="dxa" w:w="3455"/>
             <w:tcBorders>
               <w:top w:val="single" w:sz="4" w:color="9A9A9A"/>
               <w:bottom w:val="single" w:sz="4" w:color="9A9A9A"/>
@@ -913,13 +966,14 @@
             <w:tcMar>
               <w:top w:w="86" w:type="dxa"/>
               <w:bottom w:w="86" w:type="dxa"/>
-              <w:start w:w="144" w:type="dxa"/>
-              <w:end w:w="144" w:type="dxa"/>
+              <w:start w:w="100" w:type="dxa"/>
+              <w:end w:w="100" w:type="dxa"/>
             </w:tcMar>
           </w:tcPr>
           <w:p>
             <w:pPr>
               <w:spacing w:after="0"/>
+              <w:jc w:val="left"/>
             </w:pPr>
             <w:r>
               <w:rPr>
@@ -935,7 +989,7 @@
         </w:tc>
         <w:tc>
           <w:tcPr>
-            <w:tcW w:type="dxa" w:w="1584"/>
+            <w:tcW w:type="dxa" w:w="869"/>
             <w:tcBorders>
               <w:top w:val="single" w:sz="4" w:color="9A9A9A"/>
               <w:bottom w:val="single" w:sz="4" w:color="9A9A9A"/>
@@ -945,19 +999,20 @@
             <w:tcMar>
               <w:top w:w="86" w:type="dxa"/>
               <w:bottom w:w="86" w:type="dxa"/>
-              <w:start w:w="144" w:type="dxa"/>
-              <w:end w:w="144" w:type="dxa"/>
+              <w:start w:w="100" w:type="dxa"/>
+              <w:end w:w="100" w:type="dxa"/>
             </w:tcMar>
           </w:tcPr>
           <w:p>
             <w:pPr>
               <w:spacing w:after="0"/>
+              <w:jc w:val="left"/>
             </w:pPr>
           </w:p>
         </w:tc>
         <w:tc>
           <w:tcPr>
-            <w:tcW w:type="dxa" w:w="1584"/>
+            <w:tcW w:type="dxa" w:w="1445"/>
             <w:tcBorders>
               <w:top w:val="single" w:sz="4" w:color="9A9A9A"/>
               <w:bottom w:val="single" w:sz="4" w:color="9A9A9A"/>
@@ -967,21 +1022,25 @@
             <w:tcMar>
               <w:top w:w="86" w:type="dxa"/>
               <w:bottom w:w="86" w:type="dxa"/>
-              <w:start w:w="144" w:type="dxa"/>
-              <w:end w:w="144" w:type="dxa"/>
+              <w:start w:w="100" w:type="dxa"/>
+              <w:end w:w="100" w:type="dxa"/>
             </w:tcMar>
           </w:tcPr>
           <w:p>
             <w:pPr>
               <w:spacing w:after="0"/>
+              <w:jc w:val="left"/>
             </w:pPr>
           </w:p>
         </w:tc>
       </w:tr>
       <w:tr>
+        <w:trPr>
+          <w:trHeight w:val="1700" w:hRule="atLeast"/>
+        </w:trPr>
         <w:tc>
           <w:tcPr>
-            <w:tcW w:type="dxa" w:w="1584"/>
+            <w:tcW w:type="dxa" w:w="566"/>
             <w:shd w:val="clear" w:fill="F2F2F2"/>
             <w:tcBorders>
               <w:top w:val="single" w:sz="4" w:color="9A9A9A"/>
@@ -992,13 +1051,14 @@
             <w:tcMar>
               <w:top w:w="86" w:type="dxa"/>
               <w:bottom w:w="86" w:type="dxa"/>
-              <w:start w:w="144" w:type="dxa"/>
-              <w:end w:w="144" w:type="dxa"/>
+              <w:start w:w="100" w:type="dxa"/>
+              <w:end w:w="100" w:type="dxa"/>
             </w:tcMar>
           </w:tcPr>
           <w:p>
             <w:pPr>
               <w:spacing w:after="0"/>
+              <w:jc w:val="left"/>
             </w:pPr>
             <w:r>
               <w:rPr>
@@ -1014,7 +1074,7 @@
         </w:tc>
         <w:tc>
           <w:tcPr>
-            <w:tcW w:type="dxa" w:w="1584"/>
+            <w:tcW w:type="dxa" w:w="3455"/>
             <w:shd w:val="clear" w:fill="F2F2F2"/>
             <w:tcBorders>
               <w:top w:val="single" w:sz="4" w:color="9A9A9A"/>
@@ -1025,13 +1085,14 @@
             <w:tcMar>
               <w:top w:w="86" w:type="dxa"/>
               <w:bottom w:w="86" w:type="dxa"/>
-              <w:start w:w="144" w:type="dxa"/>
-              <w:end w:w="144" w:type="dxa"/>
+              <w:start w:w="100" w:type="dxa"/>
+              <w:end w:w="100" w:type="dxa"/>
             </w:tcMar>
           </w:tcPr>
           <w:p>
             <w:pPr>
               <w:spacing w:after="0"/>
+              <w:jc w:val="left"/>
             </w:pPr>
             <w:r>
               <w:rPr>
@@ -1047,7 +1108,7 @@
         </w:tc>
         <w:tc>
           <w:tcPr>
-            <w:tcW w:type="dxa" w:w="1584"/>
+            <w:tcW w:type="dxa" w:w="869"/>
             <w:shd w:val="clear" w:fill="F2F2F2"/>
             <w:tcBorders>
               <w:top w:val="single" w:sz="4" w:color="9A9A9A"/>
@@ -1058,19 +1119,20 @@
             <w:tcMar>
               <w:top w:w="86" w:type="dxa"/>
               <w:bottom w:w="86" w:type="dxa"/>
-              <w:start w:w="144" w:type="dxa"/>
-              <w:end w:w="144" w:type="dxa"/>
+              <w:start w:w="100" w:type="dxa"/>
+              <w:end w:w="100" w:type="dxa"/>
             </w:tcMar>
           </w:tcPr>
           <w:p>
             <w:pPr>
               <w:spacing w:after="0"/>
+              <w:jc w:val="left"/>
             </w:pPr>
           </w:p>
         </w:tc>
         <w:tc>
           <w:tcPr>
-            <w:tcW w:type="dxa" w:w="1584"/>
+            <w:tcW w:type="dxa" w:w="1445"/>
             <w:shd w:val="clear" w:fill="F2F2F2"/>
             <w:tcBorders>
               <w:top w:val="single" w:sz="4" w:color="9A9A9A"/>
@@ -1081,21 +1143,25 @@
             <w:tcMar>
               <w:top w:w="86" w:type="dxa"/>
               <w:bottom w:w="86" w:type="dxa"/>
-              <w:start w:w="144" w:type="dxa"/>
-              <w:end w:w="144" w:type="dxa"/>
+              <w:start w:w="100" w:type="dxa"/>
+              <w:end w:w="100" w:type="dxa"/>
             </w:tcMar>
           </w:tcPr>
           <w:p>
             <w:pPr>
               <w:spacing w:after="0"/>
+              <w:jc w:val="left"/>
             </w:pPr>
           </w:p>
         </w:tc>
       </w:tr>
       <w:tr>
+        <w:trPr>
+          <w:trHeight w:val="1700" w:hRule="atLeast"/>
+        </w:trPr>
         <w:tc>
           <w:tcPr>
-            <w:tcW w:type="dxa" w:w="1584"/>
+            <w:tcW w:type="dxa" w:w="566"/>
             <w:tcBorders>
               <w:top w:val="single" w:sz="4" w:color="9A9A9A"/>
               <w:bottom w:val="single" w:sz="4" w:color="9A9A9A"/>
@@ -1105,13 +1171,14 @@
             <w:tcMar>
               <w:top w:w="86" w:type="dxa"/>
               <w:bottom w:w="86" w:type="dxa"/>
-              <w:start w:w="144" w:type="dxa"/>
-              <w:end w:w="144" w:type="dxa"/>
+              <w:start w:w="100" w:type="dxa"/>
+              <w:end w:w="100" w:type="dxa"/>
             </w:tcMar>
           </w:tcPr>
           <w:p>
             <w:pPr>
               <w:spacing w:after="0"/>
+              <w:jc w:val="left"/>
             </w:pPr>
             <w:r>
               <w:rPr>
@@ -1127,7 +1194,7 @@
         </w:tc>
         <w:tc>
           <w:tcPr>
-            <w:tcW w:type="dxa" w:w="1584"/>
+            <w:tcW w:type="dxa" w:w="3455"/>
             <w:tcBorders>
               <w:top w:val="single" w:sz="4" w:color="9A9A9A"/>
               <w:bottom w:val="single" w:sz="4" w:color="9A9A9A"/>
@@ -1137,13 +1204,14 @@
             <w:tcMar>
               <w:top w:w="86" w:type="dxa"/>
               <w:bottom w:w="86" w:type="dxa"/>
-              <w:start w:w="144" w:type="dxa"/>
-              <w:end w:w="144" w:type="dxa"/>
+              <w:start w:w="100" w:type="dxa"/>
+              <w:end w:w="100" w:type="dxa"/>
             </w:tcMar>
           </w:tcPr>
           <w:p>
             <w:pPr>
               <w:spacing w:after="0"/>
+              <w:jc w:val="left"/>
             </w:pPr>
             <w:r>
               <w:rPr>
@@ -1159,7 +1227,7 @@
         </w:tc>
         <w:tc>
           <w:tcPr>
-            <w:tcW w:type="dxa" w:w="1584"/>
+            <w:tcW w:type="dxa" w:w="869"/>
             <w:tcBorders>
               <w:top w:val="single" w:sz="4" w:color="9A9A9A"/>
               <w:bottom w:val="single" w:sz="4" w:color="9A9A9A"/>
@@ -1169,19 +1237,20 @@
             <w:tcMar>
               <w:top w:w="86" w:type="dxa"/>
               <w:bottom w:w="86" w:type="dxa"/>
-              <w:start w:w="144" w:type="dxa"/>
-              <w:end w:w="144" w:type="dxa"/>
+              <w:start w:w="100" w:type="dxa"/>
+              <w:end w:w="100" w:type="dxa"/>
             </w:tcMar>
           </w:tcPr>
           <w:p>
             <w:pPr>
               <w:spacing w:after="0"/>
+              <w:jc w:val="left"/>
             </w:pPr>
           </w:p>
         </w:tc>
         <w:tc>
           <w:tcPr>
-            <w:tcW w:type="dxa" w:w="1584"/>
+            <w:tcW w:type="dxa" w:w="1445"/>
             <w:tcBorders>
               <w:top w:val="single" w:sz="4" w:color="9A9A9A"/>
               <w:bottom w:val="single" w:sz="4" w:color="9A9A9A"/>
@@ -1191,21 +1260,25 @@
             <w:tcMar>
               <w:top w:w="86" w:type="dxa"/>
               <w:bottom w:w="86" w:type="dxa"/>
-              <w:start w:w="144" w:type="dxa"/>
-              <w:end w:w="144" w:type="dxa"/>
+              <w:start w:w="100" w:type="dxa"/>
+              <w:end w:w="100" w:type="dxa"/>
             </w:tcMar>
           </w:tcPr>
           <w:p>
             <w:pPr>
               <w:spacing w:after="0"/>
+              <w:jc w:val="left"/>
             </w:pPr>
           </w:p>
         </w:tc>
       </w:tr>
       <w:tr>
+        <w:trPr>
+          <w:trHeight w:val="1700" w:hRule="atLeast"/>
+        </w:trPr>
         <w:tc>
           <w:tcPr>
-            <w:tcW w:type="dxa" w:w="1584"/>
+            <w:tcW w:type="dxa" w:w="566"/>
             <w:shd w:val="clear" w:fill="F2F2F2"/>
             <w:tcBorders>
               <w:top w:val="single" w:sz="4" w:color="9A9A9A"/>
@@ -1216,13 +1289,14 @@
             <w:tcMar>
               <w:top w:w="86" w:type="dxa"/>
               <w:bottom w:w="86" w:type="dxa"/>
-              <w:start w:w="144" w:type="dxa"/>
-              <w:end w:w="144" w:type="dxa"/>
+              <w:start w:w="100" w:type="dxa"/>
+              <w:end w:w="100" w:type="dxa"/>
             </w:tcMar>
           </w:tcPr>
           <w:p>
             <w:pPr>
               <w:spacing w:after="0"/>
+              <w:jc w:val="left"/>
             </w:pPr>
             <w:r>
               <w:rPr>
@@ -1238,7 +1312,7 @@
         </w:tc>
         <w:tc>
           <w:tcPr>
-            <w:tcW w:type="dxa" w:w="1584"/>
+            <w:tcW w:type="dxa" w:w="3455"/>
             <w:shd w:val="clear" w:fill="F2F2F2"/>
             <w:tcBorders>
               <w:top w:val="single" w:sz="4" w:color="9A9A9A"/>
@@ -1249,13 +1323,14 @@
             <w:tcMar>
               <w:top w:w="86" w:type="dxa"/>
               <w:bottom w:w="86" w:type="dxa"/>
-              <w:start w:w="144" w:type="dxa"/>
-              <w:end w:w="144" w:type="dxa"/>
+              <w:start w:w="100" w:type="dxa"/>
+              <w:end w:w="100" w:type="dxa"/>
             </w:tcMar>
           </w:tcPr>
           <w:p>
             <w:pPr>
               <w:spacing w:after="0"/>
+              <w:jc w:val="left"/>
             </w:pPr>
             <w:r>
               <w:rPr>
@@ -1271,7 +1346,7 @@
         </w:tc>
         <w:tc>
           <w:tcPr>
-            <w:tcW w:type="dxa" w:w="1584"/>
+            <w:tcW w:type="dxa" w:w="869"/>
             <w:shd w:val="clear" w:fill="F2F2F2"/>
             <w:tcBorders>
               <w:top w:val="single" w:sz="4" w:color="9A9A9A"/>
@@ -1282,19 +1357,20 @@
             <w:tcMar>
               <w:top w:w="86" w:type="dxa"/>
               <w:bottom w:w="86" w:type="dxa"/>
-              <w:start w:w="144" w:type="dxa"/>
-              <w:end w:w="144" w:type="dxa"/>
+              <w:start w:w="100" w:type="dxa"/>
+              <w:end w:w="100" w:type="dxa"/>
             </w:tcMar>
           </w:tcPr>
           <w:p>
             <w:pPr>
               <w:spacing w:after="0"/>
+              <w:jc w:val="left"/>
             </w:pPr>
           </w:p>
         </w:tc>
         <w:tc>
           <w:tcPr>
-            <w:tcW w:type="dxa" w:w="1584"/>
+            <w:tcW w:type="dxa" w:w="1445"/>
             <w:shd w:val="clear" w:fill="F2F2F2"/>
             <w:tcBorders>
               <w:top w:val="single" w:sz="4" w:color="9A9A9A"/>
@@ -1305,21 +1381,25 @@
             <w:tcMar>
               <w:top w:w="86" w:type="dxa"/>
               <w:bottom w:w="86" w:type="dxa"/>
-              <w:start w:w="144" w:type="dxa"/>
-              <w:end w:w="144" w:type="dxa"/>
+              <w:start w:w="100" w:type="dxa"/>
+              <w:end w:w="100" w:type="dxa"/>
             </w:tcMar>
           </w:tcPr>
           <w:p>
             <w:pPr>
               <w:spacing w:after="0"/>
+              <w:jc w:val="left"/>
             </w:pPr>
           </w:p>
         </w:tc>
       </w:tr>
       <w:tr>
+        <w:trPr>
+          <w:trHeight w:val="1700" w:hRule="atLeast"/>
+        </w:trPr>
         <w:tc>
           <w:tcPr>
-            <w:tcW w:type="dxa" w:w="1584"/>
+            <w:tcW w:type="dxa" w:w="566"/>
             <w:tcBorders>
               <w:top w:val="single" w:sz="4" w:color="9A9A9A"/>
               <w:bottom w:val="single" w:sz="4" w:color="9A9A9A"/>
@@ -1329,13 +1409,14 @@
             <w:tcMar>
               <w:top w:w="86" w:type="dxa"/>
               <w:bottom w:w="86" w:type="dxa"/>
-              <w:start w:w="144" w:type="dxa"/>
-              <w:end w:w="144" w:type="dxa"/>
+              <w:start w:w="100" w:type="dxa"/>
+              <w:end w:w="100" w:type="dxa"/>
             </w:tcMar>
           </w:tcPr>
           <w:p>
             <w:pPr>
               <w:spacing w:after="0"/>
+              <w:jc w:val="left"/>
             </w:pPr>
             <w:r>
               <w:rPr>
@@ -1351,7 +1432,7 @@
         </w:tc>
         <w:tc>
           <w:tcPr>
-            <w:tcW w:type="dxa" w:w="1584"/>
+            <w:tcW w:type="dxa" w:w="3455"/>
             <w:tcBorders>
               <w:top w:val="single" w:sz="4" w:color="9A9A9A"/>
               <w:bottom w:val="single" w:sz="4" w:color="9A9A9A"/>
@@ -1361,13 +1442,14 @@
             <w:tcMar>
               <w:top w:w="86" w:type="dxa"/>
               <w:bottom w:w="86" w:type="dxa"/>
-              <w:start w:w="144" w:type="dxa"/>
-              <w:end w:w="144" w:type="dxa"/>
+              <w:start w:w="100" w:type="dxa"/>
+              <w:end w:w="100" w:type="dxa"/>
             </w:tcMar>
           </w:tcPr>
           <w:p>
             <w:pPr>
               <w:spacing w:after="0"/>
+              <w:jc w:val="left"/>
             </w:pPr>
             <w:r>
               <w:rPr>
@@ -1383,7 +1465,7 @@
         </w:tc>
         <w:tc>
           <w:tcPr>
-            <w:tcW w:type="dxa" w:w="1584"/>
+            <w:tcW w:type="dxa" w:w="869"/>
             <w:tcBorders>
               <w:top w:val="single" w:sz="4" w:color="9A9A9A"/>
               <w:bottom w:val="single" w:sz="4" w:color="9A9A9A"/>
@@ -1393,19 +1475,20 @@
             <w:tcMar>
               <w:top w:w="86" w:type="dxa"/>
               <w:bottom w:w="86" w:type="dxa"/>
-              <w:start w:w="144" w:type="dxa"/>
-              <w:end w:w="144" w:type="dxa"/>
+              <w:start w:w="100" w:type="dxa"/>
+              <w:end w:w="100" w:type="dxa"/>
             </w:tcMar>
           </w:tcPr>
           <w:p>
             <w:pPr>
               <w:spacing w:after="0"/>
+              <w:jc w:val="left"/>
             </w:pPr>
           </w:p>
         </w:tc>
         <w:tc>
           <w:tcPr>
-            <w:tcW w:type="dxa" w:w="1584"/>
+            <w:tcW w:type="dxa" w:w="1445"/>
             <w:tcBorders>
               <w:top w:val="single" w:sz="4" w:color="9A9A9A"/>
               <w:bottom w:val="single" w:sz="4" w:color="9A9A9A"/>
@@ -1415,21 +1498,25 @@
             <w:tcMar>
               <w:top w:w="86" w:type="dxa"/>
               <w:bottom w:w="86" w:type="dxa"/>
-              <w:start w:w="144" w:type="dxa"/>
-              <w:end w:w="144" w:type="dxa"/>
+              <w:start w:w="100" w:type="dxa"/>
+              <w:end w:w="100" w:type="dxa"/>
             </w:tcMar>
           </w:tcPr>
           <w:p>
             <w:pPr>
               <w:spacing w:after="0"/>
+              <w:jc w:val="left"/>
             </w:pPr>
           </w:p>
         </w:tc>
       </w:tr>
       <w:tr>
+        <w:trPr>
+          <w:trHeight w:val="1700" w:hRule="atLeast"/>
+        </w:trPr>
         <w:tc>
           <w:tcPr>
-            <w:tcW w:type="dxa" w:w="1584"/>
+            <w:tcW w:type="dxa" w:w="566"/>
             <w:shd w:val="clear" w:fill="F2F2F2"/>
             <w:tcBorders>
               <w:top w:val="single" w:sz="4" w:color="9A9A9A"/>
@@ -1440,13 +1527,14 @@
             <w:tcMar>
               <w:top w:w="86" w:type="dxa"/>
               <w:bottom w:w="86" w:type="dxa"/>
-              <w:start w:w="144" w:type="dxa"/>
-              <w:end w:w="144" w:type="dxa"/>
+              <w:start w:w="100" w:type="dxa"/>
+              <w:end w:w="100" w:type="dxa"/>
             </w:tcMar>
           </w:tcPr>
           <w:p>
             <w:pPr>
               <w:spacing w:after="0"/>
+              <w:jc w:val="left"/>
             </w:pPr>
             <w:r>
               <w:rPr>
@@ -1462,7 +1550,7 @@
         </w:tc>
         <w:tc>
           <w:tcPr>
-            <w:tcW w:type="dxa" w:w="1584"/>
+            <w:tcW w:type="dxa" w:w="3455"/>
             <w:shd w:val="clear" w:fill="F2F2F2"/>
             <w:tcBorders>
               <w:top w:val="single" w:sz="4" w:color="9A9A9A"/>
@@ -1473,13 +1561,14 @@
             <w:tcMar>
               <w:top w:w="86" w:type="dxa"/>
               <w:bottom w:w="86" w:type="dxa"/>
-              <w:start w:w="144" w:type="dxa"/>
-              <w:end w:w="144" w:type="dxa"/>
+              <w:start w:w="100" w:type="dxa"/>
+              <w:end w:w="100" w:type="dxa"/>
             </w:tcMar>
           </w:tcPr>
           <w:p>
             <w:pPr>
               <w:spacing w:after="0"/>
+              <w:jc w:val="left"/>
             </w:pPr>
             <w:r>
               <w:rPr>
@@ -1495,7 +1584,7 @@
         </w:tc>
         <w:tc>
           <w:tcPr>
-            <w:tcW w:type="dxa" w:w="1584"/>
+            <w:tcW w:type="dxa" w:w="869"/>
             <w:shd w:val="clear" w:fill="F2F2F2"/>
             <w:tcBorders>
               <w:top w:val="single" w:sz="4" w:color="9A9A9A"/>
@@ -1506,19 +1595,20 @@
             <w:tcMar>
               <w:top w:w="86" w:type="dxa"/>
               <w:bottom w:w="86" w:type="dxa"/>
-              <w:start w:w="144" w:type="dxa"/>
-              <w:end w:w="144" w:type="dxa"/>
+              <w:start w:w="100" w:type="dxa"/>
+              <w:end w:w="100" w:type="dxa"/>
             </w:tcMar>
           </w:tcPr>
           <w:p>
             <w:pPr>
               <w:spacing w:after="0"/>
+              <w:jc w:val="left"/>
             </w:pPr>
           </w:p>
         </w:tc>
         <w:tc>
           <w:tcPr>
-            <w:tcW w:type="dxa" w:w="1584"/>
+            <w:tcW w:type="dxa" w:w="1445"/>
             <w:shd w:val="clear" w:fill="F2F2F2"/>
             <w:tcBorders>
               <w:top w:val="single" w:sz="4" w:color="9A9A9A"/>
@@ -1529,21 +1619,25 @@
             <w:tcMar>
               <w:top w:w="86" w:type="dxa"/>
               <w:bottom w:w="86" w:type="dxa"/>
-              <w:start w:w="144" w:type="dxa"/>
-              <w:end w:w="144" w:type="dxa"/>
+              <w:start w:w="100" w:type="dxa"/>
+              <w:end w:w="100" w:type="dxa"/>
             </w:tcMar>
           </w:tcPr>
           <w:p>
             <w:pPr>
               <w:spacing w:after="0"/>
+              <w:jc w:val="left"/>
             </w:pPr>
           </w:p>
         </w:tc>
       </w:tr>
       <w:tr>
+        <w:trPr>
+          <w:trHeight w:val="1700" w:hRule="atLeast"/>
+        </w:trPr>
         <w:tc>
           <w:tcPr>
-            <w:tcW w:type="dxa" w:w="1584"/>
+            <w:tcW w:type="dxa" w:w="566"/>
             <w:tcBorders>
               <w:top w:val="single" w:sz="4" w:color="9A9A9A"/>
               <w:bottom w:val="single" w:sz="4" w:color="9A9A9A"/>
@@ -1553,13 +1647,14 @@
             <w:tcMar>
               <w:top w:w="86" w:type="dxa"/>
               <w:bottom w:w="86" w:type="dxa"/>
-              <w:start w:w="144" w:type="dxa"/>
-              <w:end w:w="144" w:type="dxa"/>
+              <w:start w:w="100" w:type="dxa"/>
+              <w:end w:w="100" w:type="dxa"/>
             </w:tcMar>
           </w:tcPr>
           <w:p>
             <w:pPr>
               <w:spacing w:after="0"/>
+              <w:jc w:val="left"/>
             </w:pPr>
             <w:r>
               <w:rPr>
@@ -1575,7 +1670,7 @@
         </w:tc>
         <w:tc>
           <w:tcPr>
-            <w:tcW w:type="dxa" w:w="1584"/>
+            <w:tcW w:type="dxa" w:w="3455"/>
             <w:tcBorders>
               <w:top w:val="single" w:sz="4" w:color="9A9A9A"/>
               <w:bottom w:val="single" w:sz="4" w:color="9A9A9A"/>
@@ -1585,13 +1680,14 @@
             <w:tcMar>
               <w:top w:w="86" w:type="dxa"/>
               <w:bottom w:w="86" w:type="dxa"/>
-              <w:start w:w="144" w:type="dxa"/>
-              <w:end w:w="144" w:type="dxa"/>
+              <w:start w:w="100" w:type="dxa"/>
+              <w:end w:w="100" w:type="dxa"/>
             </w:tcMar>
           </w:tcPr>
           <w:p>
             <w:pPr>
               <w:spacing w:after="0"/>
+              <w:jc w:val="left"/>
             </w:pPr>
             <w:r>
               <w:rPr>
@@ -1607,7 +1703,7 @@
         </w:tc>
         <w:tc>
           <w:tcPr>
-            <w:tcW w:type="dxa" w:w="1584"/>
+            <w:tcW w:type="dxa" w:w="869"/>
             <w:tcBorders>
               <w:top w:val="single" w:sz="4" w:color="9A9A9A"/>
               <w:bottom w:val="single" w:sz="4" w:color="9A9A9A"/>
@@ -1617,19 +1713,20 @@
             <w:tcMar>
               <w:top w:w="86" w:type="dxa"/>
               <w:bottom w:w="86" w:type="dxa"/>
-              <w:start w:w="144" w:type="dxa"/>
-              <w:end w:w="144" w:type="dxa"/>
+              <w:start w:w="100" w:type="dxa"/>
+              <w:end w:w="100" w:type="dxa"/>
             </w:tcMar>
           </w:tcPr>
           <w:p>
             <w:pPr>
               <w:spacing w:after="0"/>
+              <w:jc w:val="left"/>
             </w:pPr>
           </w:p>
         </w:tc>
         <w:tc>
           <w:tcPr>
-            <w:tcW w:type="dxa" w:w="1584"/>
+            <w:tcW w:type="dxa" w:w="1445"/>
             <w:tcBorders>
               <w:top w:val="single" w:sz="4" w:color="9A9A9A"/>
               <w:bottom w:val="single" w:sz="4" w:color="9A9A9A"/>
@@ -1639,21 +1736,25 @@
             <w:tcMar>
               <w:top w:w="86" w:type="dxa"/>
               <w:bottom w:w="86" w:type="dxa"/>
-              <w:start w:w="144" w:type="dxa"/>
-              <w:end w:w="144" w:type="dxa"/>
+              <w:start w:w="100" w:type="dxa"/>
+              <w:end w:w="100" w:type="dxa"/>
             </w:tcMar>
           </w:tcPr>
           <w:p>
             <w:pPr>
               <w:spacing w:after="0"/>
+              <w:jc w:val="left"/>
             </w:pPr>
           </w:p>
         </w:tc>
       </w:tr>
       <w:tr>
+        <w:trPr>
+          <w:trHeight w:val="1700" w:hRule="atLeast"/>
+        </w:trPr>
         <w:tc>
           <w:tcPr>
-            <w:tcW w:type="dxa" w:w="1584"/>
+            <w:tcW w:type="dxa" w:w="566"/>
             <w:shd w:val="clear" w:fill="F2F2F2"/>
             <w:tcBorders>
               <w:top w:val="single" w:sz="4" w:color="9A9A9A"/>
@@ -1664,13 +1765,14 @@
             <w:tcMar>
               <w:top w:w="86" w:type="dxa"/>
               <w:bottom w:w="86" w:type="dxa"/>
-              <w:start w:w="144" w:type="dxa"/>
-              <w:end w:w="144" w:type="dxa"/>
+              <w:start w:w="100" w:type="dxa"/>
+              <w:end w:w="100" w:type="dxa"/>
             </w:tcMar>
           </w:tcPr>
           <w:p>
             <w:pPr>
               <w:spacing w:after="0"/>
+              <w:jc w:val="left"/>
             </w:pPr>
             <w:r>
               <w:rPr>
@@ -1686,7 +1788,7 @@
         </w:tc>
         <w:tc>
           <w:tcPr>
-            <w:tcW w:type="dxa" w:w="1584"/>
+            <w:tcW w:type="dxa" w:w="3455"/>
             <w:shd w:val="clear" w:fill="F2F2F2"/>
             <w:tcBorders>
               <w:top w:val="single" w:sz="4" w:color="9A9A9A"/>
@@ -1697,13 +1799,14 @@
             <w:tcMar>
               <w:top w:w="86" w:type="dxa"/>
               <w:bottom w:w="86" w:type="dxa"/>
-              <w:start w:w="144" w:type="dxa"/>
-              <w:end w:w="144" w:type="dxa"/>
+              <w:start w:w="100" w:type="dxa"/>
+              <w:end w:w="100" w:type="dxa"/>
             </w:tcMar>
           </w:tcPr>
           <w:p>
             <w:pPr>
               <w:spacing w:after="0"/>
+              <w:jc w:val="left"/>
             </w:pPr>
             <w:r>
               <w:rPr>
@@ -1719,7 +1822,7 @@
         </w:tc>
         <w:tc>
           <w:tcPr>
-            <w:tcW w:type="dxa" w:w="1584"/>
+            <w:tcW w:type="dxa" w:w="869"/>
             <w:shd w:val="clear" w:fill="F2F2F2"/>
             <w:tcBorders>
               <w:top w:val="single" w:sz="4" w:color="9A9A9A"/>
@@ -1730,19 +1833,20 @@
             <w:tcMar>
               <w:top w:w="86" w:type="dxa"/>
               <w:bottom w:w="86" w:type="dxa"/>
-              <w:start w:w="144" w:type="dxa"/>
-              <w:end w:w="144" w:type="dxa"/>
+              <w:start w:w="100" w:type="dxa"/>
+              <w:end w:w="100" w:type="dxa"/>
             </w:tcMar>
           </w:tcPr>
           <w:p>
             <w:pPr>
               <w:spacing w:after="0"/>
+              <w:jc w:val="left"/>
             </w:pPr>
           </w:p>
         </w:tc>
         <w:tc>
           <w:tcPr>
-            <w:tcW w:type="dxa" w:w="1584"/>
+            <w:tcW w:type="dxa" w:w="1445"/>
             <w:shd w:val="clear" w:fill="F2F2F2"/>
             <w:tcBorders>
               <w:top w:val="single" w:sz="4" w:color="9A9A9A"/>
@@ -1753,21 +1857,25 @@
             <w:tcMar>
               <w:top w:w="86" w:type="dxa"/>
               <w:bottom w:w="86" w:type="dxa"/>
-              <w:start w:w="144" w:type="dxa"/>
-              <w:end w:w="144" w:type="dxa"/>
+              <w:start w:w="100" w:type="dxa"/>
+              <w:end w:w="100" w:type="dxa"/>
             </w:tcMar>
           </w:tcPr>
           <w:p>
             <w:pPr>
               <w:spacing w:after="0"/>
+              <w:jc w:val="left"/>
             </w:pPr>
           </w:p>
         </w:tc>
       </w:tr>
       <w:tr>
+        <w:trPr>
+          <w:trHeight w:val="1700" w:hRule="atLeast"/>
+        </w:trPr>
         <w:tc>
           <w:tcPr>
-            <w:tcW w:type="dxa" w:w="1584"/>
+            <w:tcW w:type="dxa" w:w="566"/>
             <w:tcBorders>
               <w:top w:val="single" w:sz="4" w:color="9A9A9A"/>
               <w:bottom w:val="single" w:sz="4" w:color="9A9A9A"/>
@@ -1777,13 +1885,14 @@
             <w:tcMar>
               <w:top w:w="86" w:type="dxa"/>
               <w:bottom w:w="86" w:type="dxa"/>
-              <w:start w:w="144" w:type="dxa"/>
-              <w:end w:w="144" w:type="dxa"/>
+              <w:start w:w="100" w:type="dxa"/>
+              <w:end w:w="100" w:type="dxa"/>
             </w:tcMar>
           </w:tcPr>
           <w:p>
             <w:pPr>
               <w:spacing w:after="0"/>
+              <w:jc w:val="left"/>
             </w:pPr>
             <w:r>
               <w:rPr>
@@ -1799,7 +1908,7 @@
         </w:tc>
         <w:tc>
           <w:tcPr>
-            <w:tcW w:type="dxa" w:w="1584"/>
+            <w:tcW w:type="dxa" w:w="3455"/>
             <w:tcBorders>
               <w:top w:val="single" w:sz="4" w:color="9A9A9A"/>
               <w:bottom w:val="single" w:sz="4" w:color="9A9A9A"/>
@@ -1809,13 +1918,14 @@
             <w:tcMar>
               <w:top w:w="86" w:type="dxa"/>
               <w:bottom w:w="86" w:type="dxa"/>
-              <w:start w:w="144" w:type="dxa"/>
-              <w:end w:w="144" w:type="dxa"/>
+              <w:start w:w="100" w:type="dxa"/>
+              <w:end w:w="100" w:type="dxa"/>
             </w:tcMar>
           </w:tcPr>
           <w:p>
             <w:pPr>
               <w:spacing w:after="0"/>
+              <w:jc w:val="left"/>
             </w:pPr>
             <w:r>
               <w:rPr>
@@ -1831,7 +1941,7 @@
         </w:tc>
         <w:tc>
           <w:tcPr>
-            <w:tcW w:type="dxa" w:w="1584"/>
+            <w:tcW w:type="dxa" w:w="869"/>
             <w:tcBorders>
               <w:top w:val="single" w:sz="4" w:color="9A9A9A"/>
               <w:bottom w:val="single" w:sz="4" w:color="9A9A9A"/>
@@ -1841,19 +1951,20 @@
             <w:tcMar>
               <w:top w:w="86" w:type="dxa"/>
               <w:bottom w:w="86" w:type="dxa"/>
-              <w:start w:w="144" w:type="dxa"/>
-              <w:end w:w="144" w:type="dxa"/>
+              <w:start w:w="100" w:type="dxa"/>
+              <w:end w:w="100" w:type="dxa"/>
             </w:tcMar>
           </w:tcPr>
           <w:p>
             <w:pPr>
               <w:spacing w:after="0"/>
+              <w:jc w:val="left"/>
             </w:pPr>
           </w:p>
         </w:tc>
         <w:tc>
           <w:tcPr>
-            <w:tcW w:type="dxa" w:w="1584"/>
+            <w:tcW w:type="dxa" w:w="1445"/>
             <w:tcBorders>
               <w:top w:val="single" w:sz="4" w:color="9A9A9A"/>
               <w:bottom w:val="single" w:sz="4" w:color="9A9A9A"/>
@@ -1863,21 +1974,25 @@
             <w:tcMar>
               <w:top w:w="86" w:type="dxa"/>
               <w:bottom w:w="86" w:type="dxa"/>
-              <w:start w:w="144" w:type="dxa"/>
-              <w:end w:w="144" w:type="dxa"/>
+              <w:start w:w="100" w:type="dxa"/>
+              <w:end w:w="100" w:type="dxa"/>
             </w:tcMar>
           </w:tcPr>
           <w:p>
             <w:pPr>
               <w:spacing w:after="0"/>
+              <w:jc w:val="left"/>
             </w:pPr>
           </w:p>
         </w:tc>
       </w:tr>
       <w:tr>
+        <w:trPr>
+          <w:trHeight w:val="1700" w:hRule="atLeast"/>
+        </w:trPr>
         <w:tc>
           <w:tcPr>
-            <w:tcW w:type="dxa" w:w="1584"/>
+            <w:tcW w:type="dxa" w:w="566"/>
             <w:shd w:val="clear" w:fill="F2F2F2"/>
             <w:tcBorders>
               <w:top w:val="single" w:sz="4" w:color="9A9A9A"/>
@@ -1888,13 +2003,14 @@
             <w:tcMar>
               <w:top w:w="86" w:type="dxa"/>
               <w:bottom w:w="86" w:type="dxa"/>
-              <w:start w:w="144" w:type="dxa"/>
-              <w:end w:w="144" w:type="dxa"/>
+              <w:start w:w="100" w:type="dxa"/>
+              <w:end w:w="100" w:type="dxa"/>
             </w:tcMar>
           </w:tcPr>
           <w:p>
             <w:pPr>
               <w:spacing w:after="0"/>
+              <w:jc w:val="left"/>
             </w:pPr>
             <w:r>
               <w:rPr>
@@ -1910,7 +2026,7 @@
         </w:tc>
         <w:tc>
           <w:tcPr>
-            <w:tcW w:type="dxa" w:w="1584"/>
+            <w:tcW w:type="dxa" w:w="3455"/>
             <w:shd w:val="clear" w:fill="F2F2F2"/>
             <w:tcBorders>
               <w:top w:val="single" w:sz="4" w:color="9A9A9A"/>
@@ -1921,13 +2037,14 @@
             <w:tcMar>
               <w:top w:w="86" w:type="dxa"/>
               <w:bottom w:w="86" w:type="dxa"/>
-              <w:start w:w="144" w:type="dxa"/>
-              <w:end w:w="144" w:type="dxa"/>
+              <w:start w:w="100" w:type="dxa"/>
+              <w:end w:w="100" w:type="dxa"/>
             </w:tcMar>
           </w:tcPr>
           <w:p>
             <w:pPr>
               <w:spacing w:after="0"/>
+              <w:jc w:val="left"/>
             </w:pPr>
             <w:r>
               <w:rPr>
@@ -1943,7 +2060,7 @@
         </w:tc>
         <w:tc>
           <w:tcPr>
-            <w:tcW w:type="dxa" w:w="1584"/>
+            <w:tcW w:type="dxa" w:w="869"/>
             <w:shd w:val="clear" w:fill="F2F2F2"/>
             <w:tcBorders>
               <w:top w:val="single" w:sz="4" w:color="9A9A9A"/>
@@ -1954,19 +2071,20 @@
             <w:tcMar>
               <w:top w:w="86" w:type="dxa"/>
               <w:bottom w:w="86" w:type="dxa"/>
-              <w:start w:w="144" w:type="dxa"/>
-              <w:end w:w="144" w:type="dxa"/>
+              <w:start w:w="100" w:type="dxa"/>
+              <w:end w:w="100" w:type="dxa"/>
             </w:tcMar>
           </w:tcPr>
           <w:p>
             <w:pPr>
               <w:spacing w:after="0"/>
+              <w:jc w:val="left"/>
             </w:pPr>
           </w:p>
         </w:tc>
         <w:tc>
           <w:tcPr>
-            <w:tcW w:type="dxa" w:w="1584"/>
+            <w:tcW w:type="dxa" w:w="1445"/>
             <w:shd w:val="clear" w:fill="F2F2F2"/>
             <w:tcBorders>
               <w:top w:val="single" w:sz="4" w:color="9A9A9A"/>
@@ -1977,21 +2095,25 @@
             <w:tcMar>
               <w:top w:w="86" w:type="dxa"/>
               <w:bottom w:w="86" w:type="dxa"/>
-              <w:start w:w="144" w:type="dxa"/>
-              <w:end w:w="144" w:type="dxa"/>
+              <w:start w:w="100" w:type="dxa"/>
+              <w:end w:w="100" w:type="dxa"/>
             </w:tcMar>
           </w:tcPr>
           <w:p>
             <w:pPr>
               <w:spacing w:after="0"/>
+              <w:jc w:val="left"/>
             </w:pPr>
           </w:p>
         </w:tc>
       </w:tr>
       <w:tr>
+        <w:trPr>
+          <w:trHeight w:val="1700" w:hRule="atLeast"/>
+        </w:trPr>
         <w:tc>
           <w:tcPr>
-            <w:tcW w:type="dxa" w:w="1584"/>
+            <w:tcW w:type="dxa" w:w="566"/>
             <w:tcBorders>
               <w:top w:val="single" w:sz="4" w:color="9A9A9A"/>
               <w:bottom w:val="single" w:sz="4" w:color="9A9A9A"/>
@@ -2001,13 +2123,14 @@
             <w:tcMar>
               <w:top w:w="86" w:type="dxa"/>
               <w:bottom w:w="86" w:type="dxa"/>
-              <w:start w:w="144" w:type="dxa"/>
-              <w:end w:w="144" w:type="dxa"/>
+              <w:start w:w="100" w:type="dxa"/>
+              <w:end w:w="100" w:type="dxa"/>
             </w:tcMar>
           </w:tcPr>
           <w:p>
             <w:pPr>
               <w:spacing w:after="0"/>
+              <w:jc w:val="left"/>
             </w:pPr>
             <w:r>
               <w:rPr>
@@ -2023,7 +2146,7 @@
         </w:tc>
         <w:tc>
           <w:tcPr>
-            <w:tcW w:type="dxa" w:w="1584"/>
+            <w:tcW w:type="dxa" w:w="3455"/>
             <w:tcBorders>
               <w:top w:val="single" w:sz="4" w:color="9A9A9A"/>
               <w:bottom w:val="single" w:sz="4" w:color="9A9A9A"/>
@@ -2033,13 +2156,14 @@
             <w:tcMar>
               <w:top w:w="86" w:type="dxa"/>
               <w:bottom w:w="86" w:type="dxa"/>
-              <w:start w:w="144" w:type="dxa"/>
-              <w:end w:w="144" w:type="dxa"/>
+              <w:start w:w="100" w:type="dxa"/>
+              <w:end w:w="100" w:type="dxa"/>
             </w:tcMar>
           </w:tcPr>
           <w:p>
             <w:pPr>
               <w:spacing w:after="0"/>
+              <w:jc w:val="left"/>
             </w:pPr>
             <w:r>
               <w:rPr>
@@ -2055,7 +2179,7 @@
         </w:tc>
         <w:tc>
           <w:tcPr>
-            <w:tcW w:type="dxa" w:w="1584"/>
+            <w:tcW w:type="dxa" w:w="869"/>
             <w:tcBorders>
               <w:top w:val="single" w:sz="4" w:color="9A9A9A"/>
               <w:bottom w:val="single" w:sz="4" w:color="9A9A9A"/>
@@ -2065,19 +2189,20 @@
             <w:tcMar>
               <w:top w:w="86" w:type="dxa"/>
               <w:bottom w:w="86" w:type="dxa"/>
-              <w:start w:w="144" w:type="dxa"/>
-              <w:end w:w="144" w:type="dxa"/>
+              <w:start w:w="100" w:type="dxa"/>
+              <w:end w:w="100" w:type="dxa"/>
             </w:tcMar>
           </w:tcPr>
           <w:p>
             <w:pPr>
               <w:spacing w:after="0"/>
+              <w:jc w:val="left"/>
             </w:pPr>
           </w:p>
         </w:tc>
         <w:tc>
           <w:tcPr>
-            <w:tcW w:type="dxa" w:w="1584"/>
+            <w:tcW w:type="dxa" w:w="1445"/>
             <w:tcBorders>
               <w:top w:val="single" w:sz="4" w:color="9A9A9A"/>
               <w:bottom w:val="single" w:sz="4" w:color="9A9A9A"/>
@@ -2087,21 +2212,25 @@
             <w:tcMar>
               <w:top w:w="86" w:type="dxa"/>
               <w:bottom w:w="86" w:type="dxa"/>
-              <w:start w:w="144" w:type="dxa"/>
-              <w:end w:w="144" w:type="dxa"/>
+              <w:start w:w="100" w:type="dxa"/>
+              <w:end w:w="100" w:type="dxa"/>
             </w:tcMar>
           </w:tcPr>
           <w:p>
             <w:pPr>
               <w:spacing w:after="0"/>
+              <w:jc w:val="left"/>
             </w:pPr>
           </w:p>
         </w:tc>
       </w:tr>
       <w:tr>
+        <w:trPr>
+          <w:trHeight w:val="1700" w:hRule="atLeast"/>
+        </w:trPr>
         <w:tc>
           <w:tcPr>
-            <w:tcW w:type="dxa" w:w="1584"/>
+            <w:tcW w:type="dxa" w:w="566"/>
             <w:shd w:val="clear" w:fill="F2F2F2"/>
             <w:tcBorders>
               <w:top w:val="single" w:sz="4" w:color="9A9A9A"/>
@@ -2112,13 +2241,14 @@
             <w:tcMar>
               <w:top w:w="86" w:type="dxa"/>
               <w:bottom w:w="86" w:type="dxa"/>
-              <w:start w:w="144" w:type="dxa"/>
-              <w:end w:w="144" w:type="dxa"/>
+              <w:start w:w="100" w:type="dxa"/>
+              <w:end w:w="100" w:type="dxa"/>
             </w:tcMar>
           </w:tcPr>
           <w:p>
             <w:pPr>
               <w:spacing w:after="0"/>
+              <w:jc w:val="left"/>
             </w:pPr>
             <w:r>
               <w:rPr>
@@ -2134,7 +2264,7 @@
         </w:tc>
         <w:tc>
           <w:tcPr>
-            <w:tcW w:type="dxa" w:w="1584"/>
+            <w:tcW w:type="dxa" w:w="3455"/>
             <w:shd w:val="clear" w:fill="F2F2F2"/>
             <w:tcBorders>
               <w:top w:val="single" w:sz="4" w:color="9A9A9A"/>
@@ -2145,13 +2275,14 @@
             <w:tcMar>
               <w:top w:w="86" w:type="dxa"/>
               <w:bottom w:w="86" w:type="dxa"/>
-              <w:start w:w="144" w:type="dxa"/>
-              <w:end w:w="144" w:type="dxa"/>
+              <w:start w:w="100" w:type="dxa"/>
+              <w:end w:w="100" w:type="dxa"/>
             </w:tcMar>
           </w:tcPr>
           <w:p>
             <w:pPr>
               <w:spacing w:after="0"/>
+              <w:jc w:val="left"/>
             </w:pPr>
             <w:r>
               <w:rPr>
@@ -2167,7 +2298,7 @@
         </w:tc>
         <w:tc>
           <w:tcPr>
-            <w:tcW w:type="dxa" w:w="1584"/>
+            <w:tcW w:type="dxa" w:w="869"/>
             <w:shd w:val="clear" w:fill="F2F2F2"/>
             <w:tcBorders>
               <w:top w:val="single" w:sz="4" w:color="9A9A9A"/>
@@ -2178,19 +2309,20 @@
             <w:tcMar>
               <w:top w:w="86" w:type="dxa"/>
               <w:bottom w:w="86" w:type="dxa"/>
-              <w:start w:w="144" w:type="dxa"/>
-              <w:end w:w="144" w:type="dxa"/>
+              <w:start w:w="100" w:type="dxa"/>
+              <w:end w:w="100" w:type="dxa"/>
             </w:tcMar>
           </w:tcPr>
           <w:p>
             <w:pPr>
               <w:spacing w:after="0"/>
+              <w:jc w:val="left"/>
             </w:pPr>
           </w:p>
         </w:tc>
         <w:tc>
           <w:tcPr>
-            <w:tcW w:type="dxa" w:w="1584"/>
+            <w:tcW w:type="dxa" w:w="1445"/>
             <w:shd w:val="clear" w:fill="F2F2F2"/>
             <w:tcBorders>
               <w:top w:val="single" w:sz="4" w:color="9A9A9A"/>
@@ -2201,21 +2333,25 @@
             <w:tcMar>
               <w:top w:w="86" w:type="dxa"/>
               <w:bottom w:w="86" w:type="dxa"/>
-              <w:start w:w="144" w:type="dxa"/>
-              <w:end w:w="144" w:type="dxa"/>
+              <w:start w:w="100" w:type="dxa"/>
+              <w:end w:w="100" w:type="dxa"/>
             </w:tcMar>
           </w:tcPr>
           <w:p>
             <w:pPr>
               <w:spacing w:after="0"/>
+              <w:jc w:val="left"/>
             </w:pPr>
           </w:p>
         </w:tc>
       </w:tr>
       <w:tr>
+        <w:trPr>
+          <w:trHeight w:val="1700" w:hRule="atLeast"/>
+        </w:trPr>
         <w:tc>
           <w:tcPr>
-            <w:tcW w:type="dxa" w:w="1584"/>
+            <w:tcW w:type="dxa" w:w="566"/>
             <w:tcBorders>
               <w:top w:val="single" w:sz="4" w:color="9A9A9A"/>
               <w:bottom w:val="single" w:sz="4" w:color="9A9A9A"/>
@@ -2225,13 +2361,14 @@
             <w:tcMar>
               <w:top w:w="86" w:type="dxa"/>
               <w:bottom w:w="86" w:type="dxa"/>
-              <w:start w:w="144" w:type="dxa"/>
-              <w:end w:w="144" w:type="dxa"/>
+              <w:start w:w="100" w:type="dxa"/>
+              <w:end w:w="100" w:type="dxa"/>
             </w:tcMar>
           </w:tcPr>
           <w:p>
             <w:pPr>
               <w:spacing w:after="0"/>
+              <w:jc w:val="left"/>
             </w:pPr>
             <w:r>
               <w:rPr>
@@ -2247,7 +2384,7 @@
         </w:tc>
         <w:tc>
           <w:tcPr>
-            <w:tcW w:type="dxa" w:w="1584"/>
+            <w:tcW w:type="dxa" w:w="3455"/>
             <w:tcBorders>
               <w:top w:val="single" w:sz="4" w:color="9A9A9A"/>
               <w:bottom w:val="single" w:sz="4" w:color="9A9A9A"/>
@@ -2257,13 +2394,14 @@
             <w:tcMar>
               <w:top w:w="86" w:type="dxa"/>
               <w:bottom w:w="86" w:type="dxa"/>
-              <w:start w:w="144" w:type="dxa"/>
-              <w:end w:w="144" w:type="dxa"/>
+              <w:start w:w="100" w:type="dxa"/>
+              <w:end w:w="100" w:type="dxa"/>
             </w:tcMar>
           </w:tcPr>
           <w:p>
             <w:pPr>
               <w:spacing w:after="0"/>
+              <w:jc w:val="left"/>
             </w:pPr>
             <w:r>
               <w:rPr>
@@ -2279,7 +2417,7 @@
         </w:tc>
         <w:tc>
           <w:tcPr>
-            <w:tcW w:type="dxa" w:w="1584"/>
+            <w:tcW w:type="dxa" w:w="869"/>
             <w:tcBorders>
               <w:top w:val="single" w:sz="4" w:color="9A9A9A"/>
               <w:bottom w:val="single" w:sz="4" w:color="9A9A9A"/>
@@ -2289,19 +2427,20 @@
             <w:tcMar>
               <w:top w:w="86" w:type="dxa"/>
               <w:bottom w:w="86" w:type="dxa"/>
-              <w:start w:w="144" w:type="dxa"/>
-              <w:end w:w="144" w:type="dxa"/>
+              <w:start w:w="100" w:type="dxa"/>
+              <w:end w:w="100" w:type="dxa"/>
             </w:tcMar>
           </w:tcPr>
           <w:p>
             <w:pPr>
               <w:spacing w:after="0"/>
+              <w:jc w:val="left"/>
             </w:pPr>
           </w:p>
         </w:tc>
         <w:tc>
           <w:tcPr>
-            <w:tcW w:type="dxa" w:w="1584"/>
+            <w:tcW w:type="dxa" w:w="1445"/>
             <w:tcBorders>
               <w:top w:val="single" w:sz="4" w:color="9A9A9A"/>
               <w:bottom w:val="single" w:sz="4" w:color="9A9A9A"/>
@@ -2311,21 +2450,25 @@
             <w:tcMar>
               <w:top w:w="86" w:type="dxa"/>
               <w:bottom w:w="86" w:type="dxa"/>
-              <w:start w:w="144" w:type="dxa"/>
-              <w:end w:w="144" w:type="dxa"/>
+              <w:start w:w="100" w:type="dxa"/>
+              <w:end w:w="100" w:type="dxa"/>
             </w:tcMar>
           </w:tcPr>
           <w:p>
             <w:pPr>
               <w:spacing w:after="0"/>
+              <w:jc w:val="left"/>
             </w:pPr>
           </w:p>
         </w:tc>
       </w:tr>
       <w:tr>
+        <w:trPr>
+          <w:trHeight w:val="1700" w:hRule="atLeast"/>
+        </w:trPr>
         <w:tc>
           <w:tcPr>
-            <w:tcW w:type="dxa" w:w="1584"/>
+            <w:tcW w:type="dxa" w:w="566"/>
             <w:shd w:val="clear" w:fill="F2F2F2"/>
             <w:tcBorders>
               <w:top w:val="single" w:sz="4" w:color="9A9A9A"/>
@@ -2336,13 +2479,14 @@
             <w:tcMar>
               <w:top w:w="86" w:type="dxa"/>
               <w:bottom w:w="86" w:type="dxa"/>
-              <w:start w:w="144" w:type="dxa"/>
-              <w:end w:w="144" w:type="dxa"/>
+              <w:start w:w="100" w:type="dxa"/>
+              <w:end w:w="100" w:type="dxa"/>
             </w:tcMar>
           </w:tcPr>
           <w:p>
             <w:pPr>
               <w:spacing w:after="0"/>
+              <w:jc w:val="left"/>
             </w:pPr>
             <w:r>
               <w:rPr>
@@ -2358,7 +2502,7 @@
         </w:tc>
         <w:tc>
           <w:tcPr>
-            <w:tcW w:type="dxa" w:w="1584"/>
+            <w:tcW w:type="dxa" w:w="3455"/>
             <w:shd w:val="clear" w:fill="F2F2F2"/>
             <w:tcBorders>
               <w:top w:val="single" w:sz="4" w:color="9A9A9A"/>
@@ -2369,13 +2513,14 @@
             <w:tcMar>
               <w:top w:w="86" w:type="dxa"/>
               <w:bottom w:w="86" w:type="dxa"/>
-              <w:start w:w="144" w:type="dxa"/>
-              <w:end w:w="144" w:type="dxa"/>
+              <w:start w:w="100" w:type="dxa"/>
+              <w:end w:w="100" w:type="dxa"/>
             </w:tcMar>
           </w:tcPr>
           <w:p>
             <w:pPr>
               <w:spacing w:after="0"/>
+              <w:jc w:val="left"/>
             </w:pPr>
             <w:r>
               <w:rPr>
@@ -2391,7 +2536,7 @@
         </w:tc>
         <w:tc>
           <w:tcPr>
-            <w:tcW w:type="dxa" w:w="1584"/>
+            <w:tcW w:type="dxa" w:w="869"/>
             <w:shd w:val="clear" w:fill="F2F2F2"/>
             <w:tcBorders>
               <w:top w:val="single" w:sz="4" w:color="9A9A9A"/>
@@ -2402,19 +2547,20 @@
             <w:tcMar>
               <w:top w:w="86" w:type="dxa"/>
               <w:bottom w:w="86" w:type="dxa"/>
-              <w:start w:w="144" w:type="dxa"/>
-              <w:end w:w="144" w:type="dxa"/>
+              <w:start w:w="100" w:type="dxa"/>
+              <w:end w:w="100" w:type="dxa"/>
             </w:tcMar>
           </w:tcPr>
           <w:p>
             <w:pPr>
               <w:spacing w:after="0"/>
+              <w:jc w:val="left"/>
             </w:pPr>
           </w:p>
         </w:tc>
         <w:tc>
           <w:tcPr>
-            <w:tcW w:type="dxa" w:w="1584"/>
+            <w:tcW w:type="dxa" w:w="1445"/>
             <w:shd w:val="clear" w:fill="F2F2F2"/>
             <w:tcBorders>
               <w:top w:val="single" w:sz="4" w:color="9A9A9A"/>
@@ -2425,21 +2571,25 @@
             <w:tcMar>
               <w:top w:w="86" w:type="dxa"/>
               <w:bottom w:w="86" w:type="dxa"/>
-              <w:start w:w="144" w:type="dxa"/>
-              <w:end w:w="144" w:type="dxa"/>
+              <w:start w:w="100" w:type="dxa"/>
+              <w:end w:w="100" w:type="dxa"/>
             </w:tcMar>
           </w:tcPr>
           <w:p>
             <w:pPr>
               <w:spacing w:after="0"/>
+              <w:jc w:val="left"/>
             </w:pPr>
           </w:p>
         </w:tc>
       </w:tr>
       <w:tr>
+        <w:trPr>
+          <w:trHeight w:val="1700" w:hRule="atLeast"/>
+        </w:trPr>
         <w:tc>
           <w:tcPr>
-            <w:tcW w:type="dxa" w:w="1584"/>
+            <w:tcW w:type="dxa" w:w="566"/>
             <w:tcBorders>
               <w:top w:val="single" w:sz="4" w:color="9A9A9A"/>
               <w:bottom w:val="single" w:sz="4" w:color="9A9A9A"/>
@@ -2449,13 +2599,14 @@
             <w:tcMar>
               <w:top w:w="86" w:type="dxa"/>
               <w:bottom w:w="86" w:type="dxa"/>
-              <w:start w:w="144" w:type="dxa"/>
-              <w:end w:w="144" w:type="dxa"/>
+              <w:start w:w="100" w:type="dxa"/>
+              <w:end w:w="100" w:type="dxa"/>
             </w:tcMar>
           </w:tcPr>
           <w:p>
             <w:pPr>
               <w:spacing w:after="0"/>
+              <w:jc w:val="left"/>
             </w:pPr>
             <w:r>
               <w:rPr>
@@ -2471,7 +2622,7 @@
         </w:tc>
         <w:tc>
           <w:tcPr>
-            <w:tcW w:type="dxa" w:w="1584"/>
+            <w:tcW w:type="dxa" w:w="3455"/>
             <w:tcBorders>
               <w:top w:val="single" w:sz="4" w:color="9A9A9A"/>
               <w:bottom w:val="single" w:sz="4" w:color="9A9A9A"/>
@@ -2481,13 +2632,14 @@
             <w:tcMar>
               <w:top w:w="86" w:type="dxa"/>
               <w:bottom w:w="86" w:type="dxa"/>
-              <w:start w:w="144" w:type="dxa"/>
-              <w:end w:w="144" w:type="dxa"/>
+              <w:start w:w="100" w:type="dxa"/>
+              <w:end w:w="100" w:type="dxa"/>
             </w:tcMar>
           </w:tcPr>
           <w:p>
             <w:pPr>
               <w:spacing w:after="0"/>
+              <w:jc w:val="left"/>
             </w:pPr>
             <w:r>
               <w:rPr>
@@ -2503,7 +2655,7 @@
         </w:tc>
         <w:tc>
           <w:tcPr>
-            <w:tcW w:type="dxa" w:w="1584"/>
+            <w:tcW w:type="dxa" w:w="869"/>
             <w:tcBorders>
               <w:top w:val="single" w:sz="4" w:color="9A9A9A"/>
               <w:bottom w:val="single" w:sz="4" w:color="9A9A9A"/>
@@ -2513,19 +2665,20 @@
             <w:tcMar>
               <w:top w:w="86" w:type="dxa"/>
               <w:bottom w:w="86" w:type="dxa"/>
-              <w:start w:w="144" w:type="dxa"/>
-              <w:end w:w="144" w:type="dxa"/>
+              <w:start w:w="100" w:type="dxa"/>
+              <w:end w:w="100" w:type="dxa"/>
             </w:tcMar>
           </w:tcPr>
           <w:p>
             <w:pPr>
               <w:spacing w:after="0"/>
+              <w:jc w:val="left"/>
             </w:pPr>
           </w:p>
         </w:tc>
         <w:tc>
           <w:tcPr>
-            <w:tcW w:type="dxa" w:w="1584"/>
+            <w:tcW w:type="dxa" w:w="1445"/>
             <w:tcBorders>
               <w:top w:val="single" w:sz="4" w:color="9A9A9A"/>
               <w:bottom w:val="single" w:sz="4" w:color="9A9A9A"/>
@@ -2535,21 +2688,25 @@
             <w:tcMar>
               <w:top w:w="86" w:type="dxa"/>
               <w:bottom w:w="86" w:type="dxa"/>
-              <w:start w:w="144" w:type="dxa"/>
-              <w:end w:w="144" w:type="dxa"/>
+              <w:start w:w="100" w:type="dxa"/>
+              <w:end w:w="100" w:type="dxa"/>
             </w:tcMar>
           </w:tcPr>
           <w:p>
             <w:pPr>
               <w:spacing w:after="0"/>
+              <w:jc w:val="left"/>
             </w:pPr>
           </w:p>
         </w:tc>
       </w:tr>
       <w:tr>
+        <w:trPr>
+          <w:trHeight w:val="1700" w:hRule="atLeast"/>
+        </w:trPr>
         <w:tc>
           <w:tcPr>
-            <w:tcW w:type="dxa" w:w="1584"/>
+            <w:tcW w:type="dxa" w:w="566"/>
             <w:shd w:val="clear" w:fill="F2F2F2"/>
             <w:tcBorders>
               <w:top w:val="single" w:sz="4" w:color="9A9A9A"/>
@@ -2560,13 +2717,14 @@
             <w:tcMar>
               <w:top w:w="86" w:type="dxa"/>
               <w:bottom w:w="86" w:type="dxa"/>
-              <w:start w:w="144" w:type="dxa"/>
-              <w:end w:w="144" w:type="dxa"/>
+              <w:start w:w="100" w:type="dxa"/>
+              <w:end w:w="100" w:type="dxa"/>
             </w:tcMar>
           </w:tcPr>
           <w:p>
             <w:pPr>
               <w:spacing w:after="0"/>
+              <w:jc w:val="left"/>
             </w:pPr>
             <w:r>
               <w:rPr>
@@ -2582,7 +2740,7 @@
         </w:tc>
         <w:tc>
           <w:tcPr>
-            <w:tcW w:type="dxa" w:w="1584"/>
+            <w:tcW w:type="dxa" w:w="3455"/>
             <w:shd w:val="clear" w:fill="F2F2F2"/>
             <w:tcBorders>
               <w:top w:val="single" w:sz="4" w:color="9A9A9A"/>
@@ -2593,13 +2751,14 @@
             <w:tcMar>
               <w:top w:w="86" w:type="dxa"/>
               <w:bottom w:w="86" w:type="dxa"/>
-              <w:start w:w="144" w:type="dxa"/>
-              <w:end w:w="144" w:type="dxa"/>
+              <w:start w:w="100" w:type="dxa"/>
+              <w:end w:w="100" w:type="dxa"/>
             </w:tcMar>
           </w:tcPr>
           <w:p>
             <w:pPr>
               <w:spacing w:after="0"/>
+              <w:jc w:val="left"/>
             </w:pPr>
             <w:r>
               <w:rPr>
@@ -2615,7 +2774,7 @@
         </w:tc>
         <w:tc>
           <w:tcPr>
-            <w:tcW w:type="dxa" w:w="1584"/>
+            <w:tcW w:type="dxa" w:w="869"/>
             <w:shd w:val="clear" w:fill="F2F2F2"/>
             <w:tcBorders>
               <w:top w:val="single" w:sz="4" w:color="9A9A9A"/>
@@ -2626,19 +2785,20 @@
             <w:tcMar>
               <w:top w:w="86" w:type="dxa"/>
               <w:bottom w:w="86" w:type="dxa"/>
-              <w:start w:w="144" w:type="dxa"/>
-              <w:end w:w="144" w:type="dxa"/>
+              <w:start w:w="100" w:type="dxa"/>
+              <w:end w:w="100" w:type="dxa"/>
             </w:tcMar>
           </w:tcPr>
           <w:p>
             <w:pPr>
               <w:spacing w:after="0"/>
+              <w:jc w:val="left"/>
             </w:pPr>
           </w:p>
         </w:tc>
         <w:tc>
           <w:tcPr>
-            <w:tcW w:type="dxa" w:w="1584"/>
+            <w:tcW w:type="dxa" w:w="1445"/>
             <w:shd w:val="clear" w:fill="F2F2F2"/>
             <w:tcBorders>
               <w:top w:val="single" w:sz="4" w:color="9A9A9A"/>
@@ -2649,21 +2809,25 @@
             <w:tcMar>
               <w:top w:w="86" w:type="dxa"/>
               <w:bottom w:w="86" w:type="dxa"/>
-              <w:start w:w="144" w:type="dxa"/>
-              <w:end w:w="144" w:type="dxa"/>
+              <w:start w:w="100" w:type="dxa"/>
+              <w:end w:w="100" w:type="dxa"/>
             </w:tcMar>
           </w:tcPr>
           <w:p>
             <w:pPr>
               <w:spacing w:after="0"/>
+              <w:jc w:val="left"/>
             </w:pPr>
           </w:p>
         </w:tc>
       </w:tr>
       <w:tr>
+        <w:trPr>
+          <w:trHeight w:val="1700" w:hRule="atLeast"/>
+        </w:trPr>
         <w:tc>
           <w:tcPr>
-            <w:tcW w:type="dxa" w:w="1584"/>
+            <w:tcW w:type="dxa" w:w="566"/>
             <w:tcBorders>
               <w:top w:val="single" w:sz="4" w:color="9A9A9A"/>
               <w:bottom w:val="single" w:sz="4" w:color="9A9A9A"/>
@@ -2673,13 +2837,14 @@
             <w:tcMar>
               <w:top w:w="86" w:type="dxa"/>
               <w:bottom w:w="86" w:type="dxa"/>
-              <w:start w:w="144" w:type="dxa"/>
-              <w:end w:w="144" w:type="dxa"/>
+              <w:start w:w="100" w:type="dxa"/>
+              <w:end w:w="100" w:type="dxa"/>
             </w:tcMar>
           </w:tcPr>
           <w:p>
             <w:pPr>
               <w:spacing w:after="0"/>
+              <w:jc w:val="left"/>
             </w:pPr>
             <w:r>
               <w:rPr>
@@ -2695,7 +2860,7 @@
         </w:tc>
         <w:tc>
           <w:tcPr>
-            <w:tcW w:type="dxa" w:w="1584"/>
+            <w:tcW w:type="dxa" w:w="3455"/>
             <w:tcBorders>
               <w:top w:val="single" w:sz="4" w:color="9A9A9A"/>
               <w:bottom w:val="single" w:sz="4" w:color="9A9A9A"/>
@@ -2705,13 +2870,14 @@
             <w:tcMar>
               <w:top w:w="86" w:type="dxa"/>
               <w:bottom w:w="86" w:type="dxa"/>
-              <w:start w:w="144" w:type="dxa"/>
-              <w:end w:w="144" w:type="dxa"/>
+              <w:start w:w="100" w:type="dxa"/>
+              <w:end w:w="100" w:type="dxa"/>
             </w:tcMar>
           </w:tcPr>
           <w:p>
             <w:pPr>
               <w:spacing w:after="0"/>
+              <w:jc w:val="left"/>
             </w:pPr>
             <w:r>
               <w:rPr>
@@ -2727,7 +2893,7 @@
         </w:tc>
         <w:tc>
           <w:tcPr>
-            <w:tcW w:type="dxa" w:w="1584"/>
+            <w:tcW w:type="dxa" w:w="869"/>
             <w:tcBorders>
               <w:top w:val="single" w:sz="4" w:color="9A9A9A"/>
               <w:bottom w:val="single" w:sz="4" w:color="9A9A9A"/>
@@ -2737,19 +2903,20 @@
             <w:tcMar>
               <w:top w:w="86" w:type="dxa"/>
               <w:bottom w:w="86" w:type="dxa"/>
-              <w:start w:w="144" w:type="dxa"/>
-              <w:end w:w="144" w:type="dxa"/>
+              <w:start w:w="100" w:type="dxa"/>
+              <w:end w:w="100" w:type="dxa"/>
             </w:tcMar>
           </w:tcPr>
           <w:p>
             <w:pPr>
               <w:spacing w:after="0"/>
+              <w:jc w:val="left"/>
             </w:pPr>
           </w:p>
         </w:tc>
         <w:tc>
           <w:tcPr>
-            <w:tcW w:type="dxa" w:w="1584"/>
+            <w:tcW w:type="dxa" w:w="1445"/>
             <w:tcBorders>
               <w:top w:val="single" w:sz="4" w:color="9A9A9A"/>
               <w:bottom w:val="single" w:sz="4" w:color="9A9A9A"/>
@@ -2759,21 +2926,25 @@
             <w:tcMar>
               <w:top w:w="86" w:type="dxa"/>
               <w:bottom w:w="86" w:type="dxa"/>
-              <w:start w:w="144" w:type="dxa"/>
-              <w:end w:w="144" w:type="dxa"/>
+              <w:start w:w="100" w:type="dxa"/>
+              <w:end w:w="100" w:type="dxa"/>
             </w:tcMar>
           </w:tcPr>
           <w:p>
             <w:pPr>
               <w:spacing w:after="0"/>
+              <w:jc w:val="left"/>
             </w:pPr>
           </w:p>
         </w:tc>
       </w:tr>
       <w:tr>
+        <w:trPr>
+          <w:trHeight w:val="1700" w:hRule="atLeast"/>
+        </w:trPr>
         <w:tc>
           <w:tcPr>
-            <w:tcW w:type="dxa" w:w="1584"/>
+            <w:tcW w:type="dxa" w:w="566"/>
             <w:shd w:val="clear" w:fill="F2F2F2"/>
             <w:tcBorders>
               <w:top w:val="single" w:sz="4" w:color="9A9A9A"/>
@@ -2784,13 +2955,14 @@
             <w:tcMar>
               <w:top w:w="86" w:type="dxa"/>
               <w:bottom w:w="86" w:type="dxa"/>
-              <w:start w:w="144" w:type="dxa"/>
-              <w:end w:w="144" w:type="dxa"/>
+              <w:start w:w="100" w:type="dxa"/>
+              <w:end w:w="100" w:type="dxa"/>
             </w:tcMar>
           </w:tcPr>
           <w:p>
             <w:pPr>
               <w:spacing w:after="0"/>
+              <w:jc w:val="left"/>
             </w:pPr>
             <w:r>
               <w:rPr>
@@ -2806,7 +2978,7 @@
         </w:tc>
         <w:tc>
           <w:tcPr>
-            <w:tcW w:type="dxa" w:w="1584"/>
+            <w:tcW w:type="dxa" w:w="3455"/>
             <w:shd w:val="clear" w:fill="F2F2F2"/>
             <w:tcBorders>
               <w:top w:val="single" w:sz="4" w:color="9A9A9A"/>
@@ -2817,13 +2989,14 @@
             <w:tcMar>
               <w:top w:w="86" w:type="dxa"/>
               <w:bottom w:w="86" w:type="dxa"/>
-              <w:start w:w="144" w:type="dxa"/>
-              <w:end w:w="144" w:type="dxa"/>
+              <w:start w:w="100" w:type="dxa"/>
+              <w:end w:w="100" w:type="dxa"/>
             </w:tcMar>
           </w:tcPr>
           <w:p>
             <w:pPr>
               <w:spacing w:after="0"/>
+              <w:jc w:val="left"/>
             </w:pPr>
             <w:r>
               <w:rPr>
@@ -2839,7 +3012,7 @@
         </w:tc>
         <w:tc>
           <w:tcPr>
-            <w:tcW w:type="dxa" w:w="1584"/>
+            <w:tcW w:type="dxa" w:w="869"/>
             <w:shd w:val="clear" w:fill="F2F2F2"/>
             <w:tcBorders>
               <w:top w:val="single" w:sz="4" w:color="9A9A9A"/>
@@ -2850,19 +3023,20 @@
             <w:tcMar>
               <w:top w:w="86" w:type="dxa"/>
               <w:bottom w:w="86" w:type="dxa"/>
-              <w:start w:w="144" w:type="dxa"/>
-              <w:end w:w="144" w:type="dxa"/>
+              <w:start w:w="100" w:type="dxa"/>
+              <w:end w:w="100" w:type="dxa"/>
             </w:tcMar>
           </w:tcPr>
           <w:p>
             <w:pPr>
               <w:spacing w:after="0"/>
+              <w:jc w:val="left"/>
             </w:pPr>
           </w:p>
         </w:tc>
         <w:tc>
           <w:tcPr>
-            <w:tcW w:type="dxa" w:w="1584"/>
+            <w:tcW w:type="dxa" w:w="1445"/>
             <w:shd w:val="clear" w:fill="F2F2F2"/>
             <w:tcBorders>
               <w:top w:val="single" w:sz="4" w:color="9A9A9A"/>
@@ -2873,21 +3047,25 @@
             <w:tcMar>
               <w:top w:w="86" w:type="dxa"/>
               <w:bottom w:w="86" w:type="dxa"/>
-              <w:start w:w="144" w:type="dxa"/>
-              <w:end w:w="144" w:type="dxa"/>
+              <w:start w:w="100" w:type="dxa"/>
+              <w:end w:w="100" w:type="dxa"/>
             </w:tcMar>
           </w:tcPr>
           <w:p>
             <w:pPr>
               <w:spacing w:after="0"/>
+              <w:jc w:val="left"/>
             </w:pPr>
           </w:p>
         </w:tc>
       </w:tr>
       <w:tr>
+        <w:trPr>
+          <w:trHeight w:val="1700" w:hRule="atLeast"/>
+        </w:trPr>
         <w:tc>
           <w:tcPr>
-            <w:tcW w:type="dxa" w:w="1584"/>
+            <w:tcW w:type="dxa" w:w="566"/>
             <w:tcBorders>
               <w:top w:val="single" w:sz="4" w:color="9A9A9A"/>
               <w:bottom w:val="single" w:sz="4" w:color="9A9A9A"/>
@@ -2897,13 +3075,14 @@
             <w:tcMar>
               <w:top w:w="86" w:type="dxa"/>
               <w:bottom w:w="86" w:type="dxa"/>
-              <w:start w:w="144" w:type="dxa"/>
-              <w:end w:w="144" w:type="dxa"/>
+              <w:start w:w="100" w:type="dxa"/>
+              <w:end w:w="100" w:type="dxa"/>
             </w:tcMar>
           </w:tcPr>
           <w:p>
             <w:pPr>
               <w:spacing w:after="0"/>
+              <w:jc w:val="left"/>
             </w:pPr>
             <w:r>
               <w:rPr>
@@ -2919,7 +3098,7 @@
         </w:tc>
         <w:tc>
           <w:tcPr>
-            <w:tcW w:type="dxa" w:w="1584"/>
+            <w:tcW w:type="dxa" w:w="3455"/>
             <w:tcBorders>
               <w:top w:val="single" w:sz="4" w:color="9A9A9A"/>
               <w:bottom w:val="single" w:sz="4" w:color="9A9A9A"/>
@@ -2929,13 +3108,14 @@
             <w:tcMar>
               <w:top w:w="86" w:type="dxa"/>
               <w:bottom w:w="86" w:type="dxa"/>
-              <w:start w:w="144" w:type="dxa"/>
-              <w:end w:w="144" w:type="dxa"/>
+              <w:start w:w="100" w:type="dxa"/>
+              <w:end w:w="100" w:type="dxa"/>
             </w:tcMar>
           </w:tcPr>
           <w:p>
             <w:pPr>
               <w:spacing w:after="0"/>
+              <w:jc w:val="left"/>
             </w:pPr>
             <w:r>
               <w:rPr>
@@ -2951,7 +3131,7 @@
         </w:tc>
         <w:tc>
           <w:tcPr>
-            <w:tcW w:type="dxa" w:w="1584"/>
+            <w:tcW w:type="dxa" w:w="869"/>
             <w:tcBorders>
               <w:top w:val="single" w:sz="4" w:color="9A9A9A"/>
               <w:bottom w:val="single" w:sz="4" w:color="9A9A9A"/>
@@ -2961,19 +3141,20 @@
             <w:tcMar>
               <w:top w:w="86" w:type="dxa"/>
               <w:bottom w:w="86" w:type="dxa"/>
-              <w:start w:w="144" w:type="dxa"/>
-              <w:end w:w="144" w:type="dxa"/>
+              <w:start w:w="100" w:type="dxa"/>
+              <w:end w:w="100" w:type="dxa"/>
             </w:tcMar>
           </w:tcPr>
           <w:p>
             <w:pPr>
               <w:spacing w:after="0"/>
+              <w:jc w:val="left"/>
             </w:pPr>
           </w:p>
         </w:tc>
         <w:tc>
           <w:tcPr>
-            <w:tcW w:type="dxa" w:w="1584"/>
+            <w:tcW w:type="dxa" w:w="1445"/>
             <w:tcBorders>
               <w:top w:val="single" w:sz="4" w:color="9A9A9A"/>
               <w:bottom w:val="single" w:sz="4" w:color="9A9A9A"/>
@@ -2983,21 +3164,25 @@
             <w:tcMar>
               <w:top w:w="86" w:type="dxa"/>
               <w:bottom w:w="86" w:type="dxa"/>
-              <w:start w:w="144" w:type="dxa"/>
-              <w:end w:w="144" w:type="dxa"/>
+              <w:start w:w="100" w:type="dxa"/>
+              <w:end w:w="100" w:type="dxa"/>
             </w:tcMar>
           </w:tcPr>
           <w:p>
             <w:pPr>
               <w:spacing w:after="0"/>
+              <w:jc w:val="left"/>
             </w:pPr>
           </w:p>
         </w:tc>
       </w:tr>
       <w:tr>
+        <w:trPr>
+          <w:trHeight w:val="1700" w:hRule="atLeast"/>
+        </w:trPr>
         <w:tc>
           <w:tcPr>
-            <w:tcW w:type="dxa" w:w="1584"/>
+            <w:tcW w:type="dxa" w:w="566"/>
             <w:shd w:val="clear" w:fill="F2F2F2"/>
             <w:tcBorders>
               <w:top w:val="single" w:sz="4" w:color="9A9A9A"/>
@@ -3008,13 +3193,14 @@
             <w:tcMar>
               <w:top w:w="86" w:type="dxa"/>
               <w:bottom w:w="86" w:type="dxa"/>
-              <w:start w:w="144" w:type="dxa"/>
-              <w:end w:w="144" w:type="dxa"/>
+              <w:start w:w="100" w:type="dxa"/>
+              <w:end w:w="100" w:type="dxa"/>
             </w:tcMar>
           </w:tcPr>
           <w:p>
             <w:pPr>
               <w:spacing w:after="0"/>
+              <w:jc w:val="left"/>
             </w:pPr>
             <w:r>
               <w:rPr>
@@ -3030,7 +3216,7 @@
         </w:tc>
         <w:tc>
           <w:tcPr>
-            <w:tcW w:type="dxa" w:w="1584"/>
+            <w:tcW w:type="dxa" w:w="3455"/>
             <w:shd w:val="clear" w:fill="F2F2F2"/>
             <w:tcBorders>
               <w:top w:val="single" w:sz="4" w:color="9A9A9A"/>
@@ -3041,13 +3227,14 @@
             <w:tcMar>
               <w:top w:w="86" w:type="dxa"/>
               <w:bottom w:w="86" w:type="dxa"/>
-              <w:start w:w="144" w:type="dxa"/>
-              <w:end w:w="144" w:type="dxa"/>
+              <w:start w:w="100" w:type="dxa"/>
+              <w:end w:w="100" w:type="dxa"/>
             </w:tcMar>
           </w:tcPr>
           <w:p>
             <w:pPr>
               <w:spacing w:after="0"/>
+              <w:jc w:val="left"/>
             </w:pPr>
             <w:r>
               <w:rPr>
@@ -3063,7 +3250,7 @@
         </w:tc>
         <w:tc>
           <w:tcPr>
-            <w:tcW w:type="dxa" w:w="1584"/>
+            <w:tcW w:type="dxa" w:w="869"/>
             <w:shd w:val="clear" w:fill="F2F2F2"/>
             <w:tcBorders>
               <w:top w:val="single" w:sz="4" w:color="9A9A9A"/>
@@ -3074,19 +3261,20 @@
             <w:tcMar>
               <w:top w:w="86" w:type="dxa"/>
               <w:bottom w:w="86" w:type="dxa"/>
-              <w:start w:w="144" w:type="dxa"/>
-              <w:end w:w="144" w:type="dxa"/>
+              <w:start w:w="100" w:type="dxa"/>
+              <w:end w:w="100" w:type="dxa"/>
             </w:tcMar>
           </w:tcPr>
           <w:p>
             <w:pPr>
               <w:spacing w:after="0"/>
+              <w:jc w:val="left"/>
             </w:pPr>
           </w:p>
         </w:tc>
         <w:tc>
           <w:tcPr>
-            <w:tcW w:type="dxa" w:w="1584"/>
+            <w:tcW w:type="dxa" w:w="1445"/>
             <w:shd w:val="clear" w:fill="F2F2F2"/>
             <w:tcBorders>
               <w:top w:val="single" w:sz="4" w:color="9A9A9A"/>
@@ -3097,21 +3285,25 @@
             <w:tcMar>
               <w:top w:w="86" w:type="dxa"/>
               <w:bottom w:w="86" w:type="dxa"/>
-              <w:start w:w="144" w:type="dxa"/>
-              <w:end w:w="144" w:type="dxa"/>
+              <w:start w:w="100" w:type="dxa"/>
+              <w:end w:w="100" w:type="dxa"/>
             </w:tcMar>
           </w:tcPr>
           <w:p>
             <w:pPr>
               <w:spacing w:after="0"/>
+              <w:jc w:val="left"/>
             </w:pPr>
           </w:p>
         </w:tc>
       </w:tr>
       <w:tr>
+        <w:trPr>
+          <w:trHeight w:val="1700" w:hRule="atLeast"/>
+        </w:trPr>
         <w:tc>
           <w:tcPr>
-            <w:tcW w:type="dxa" w:w="1584"/>
+            <w:tcW w:type="dxa" w:w="566"/>
             <w:tcBorders>
               <w:top w:val="single" w:sz="4" w:color="9A9A9A"/>
               <w:bottom w:val="single" w:sz="4" w:color="9A9A9A"/>
@@ -3121,13 +3313,14 @@
             <w:tcMar>
               <w:top w:w="86" w:type="dxa"/>
               <w:bottom w:w="86" w:type="dxa"/>
-              <w:start w:w="144" w:type="dxa"/>
-              <w:end w:w="144" w:type="dxa"/>
+              <w:start w:w="100" w:type="dxa"/>
+              <w:end w:w="100" w:type="dxa"/>
             </w:tcMar>
           </w:tcPr>
           <w:p>
             <w:pPr>
               <w:spacing w:after="0"/>
+              <w:jc w:val="left"/>
             </w:pPr>
             <w:r>
               <w:rPr>
@@ -3143,7 +3336,7 @@
         </w:tc>
         <w:tc>
           <w:tcPr>
-            <w:tcW w:type="dxa" w:w="1584"/>
+            <w:tcW w:type="dxa" w:w="3455"/>
             <w:tcBorders>
               <w:top w:val="single" w:sz="4" w:color="9A9A9A"/>
               <w:bottom w:val="single" w:sz="4" w:color="9A9A9A"/>
@@ -3153,13 +3346,14 @@
             <w:tcMar>
               <w:top w:w="86" w:type="dxa"/>
               <w:bottom w:w="86" w:type="dxa"/>
-              <w:start w:w="144" w:type="dxa"/>
-              <w:end w:w="144" w:type="dxa"/>
+              <w:start w:w="100" w:type="dxa"/>
+              <w:end w:w="100" w:type="dxa"/>
             </w:tcMar>
           </w:tcPr>
           <w:p>
             <w:pPr>
               <w:spacing w:after="0"/>
+              <w:jc w:val="left"/>
             </w:pPr>
             <w:r>
               <w:rPr>
@@ -3175,7 +3369,7 @@
         </w:tc>
         <w:tc>
           <w:tcPr>
-            <w:tcW w:type="dxa" w:w="1584"/>
+            <w:tcW w:type="dxa" w:w="869"/>
             <w:tcBorders>
               <w:top w:val="single" w:sz="4" w:color="9A9A9A"/>
               <w:bottom w:val="single" w:sz="4" w:color="9A9A9A"/>
@@ -3185,19 +3379,20 @@
             <w:tcMar>
               <w:top w:w="86" w:type="dxa"/>
               <w:bottom w:w="86" w:type="dxa"/>
-              <w:start w:w="144" w:type="dxa"/>
-              <w:end w:w="144" w:type="dxa"/>
+              <w:start w:w="100" w:type="dxa"/>
+              <w:end w:w="100" w:type="dxa"/>
             </w:tcMar>
           </w:tcPr>
           <w:p>
             <w:pPr>
               <w:spacing w:after="0"/>
+              <w:jc w:val="left"/>
             </w:pPr>
           </w:p>
         </w:tc>
         <w:tc>
           <w:tcPr>
-            <w:tcW w:type="dxa" w:w="1584"/>
+            <w:tcW w:type="dxa" w:w="1445"/>
             <w:tcBorders>
               <w:top w:val="single" w:sz="4" w:color="9A9A9A"/>
               <w:bottom w:val="single" w:sz="4" w:color="9A9A9A"/>
@@ -3207,21 +3402,25 @@
             <w:tcMar>
               <w:top w:w="86" w:type="dxa"/>
               <w:bottom w:w="86" w:type="dxa"/>
-              <w:start w:w="144" w:type="dxa"/>
-              <w:end w:w="144" w:type="dxa"/>
+              <w:start w:w="100" w:type="dxa"/>
+              <w:end w:w="100" w:type="dxa"/>
             </w:tcMar>
           </w:tcPr>
           <w:p>
             <w:pPr>
               <w:spacing w:after="0"/>
+              <w:jc w:val="left"/>
             </w:pPr>
           </w:p>
         </w:tc>
       </w:tr>
       <w:tr>
+        <w:trPr>
+          <w:trHeight w:val="1700" w:hRule="atLeast"/>
+        </w:trPr>
         <w:tc>
           <w:tcPr>
-            <w:tcW w:type="dxa" w:w="1584"/>
+            <w:tcW w:type="dxa" w:w="566"/>
             <w:shd w:val="clear" w:fill="F2F2F2"/>
             <w:tcBorders>
               <w:top w:val="single" w:sz="4" w:color="9A9A9A"/>
@@ -3232,13 +3431,14 @@
             <w:tcMar>
               <w:top w:w="86" w:type="dxa"/>
               <w:bottom w:w="86" w:type="dxa"/>
-              <w:start w:w="144" w:type="dxa"/>
-              <w:end w:w="144" w:type="dxa"/>
+              <w:start w:w="100" w:type="dxa"/>
+              <w:end w:w="100" w:type="dxa"/>
             </w:tcMar>
           </w:tcPr>
           <w:p>
             <w:pPr>
               <w:spacing w:after="0"/>
+              <w:jc w:val="left"/>
             </w:pPr>
             <w:r>
               <w:rPr>
@@ -3254,7 +3454,7 @@
         </w:tc>
         <w:tc>
           <w:tcPr>
-            <w:tcW w:type="dxa" w:w="1584"/>
+            <w:tcW w:type="dxa" w:w="3455"/>
             <w:shd w:val="clear" w:fill="F2F2F2"/>
             <w:tcBorders>
               <w:top w:val="single" w:sz="4" w:color="9A9A9A"/>
@@ -3265,13 +3465,14 @@
             <w:tcMar>
               <w:top w:w="86" w:type="dxa"/>
               <w:bottom w:w="86" w:type="dxa"/>
-              <w:start w:w="144" w:type="dxa"/>
-              <w:end w:w="144" w:type="dxa"/>
+              <w:start w:w="100" w:type="dxa"/>
+              <w:end w:w="100" w:type="dxa"/>
             </w:tcMar>
           </w:tcPr>
           <w:p>
             <w:pPr>
               <w:spacing w:after="0"/>
+              <w:jc w:val="left"/>
             </w:pPr>
             <w:r>
               <w:rPr>
@@ -3287,7 +3488,7 @@
         </w:tc>
         <w:tc>
           <w:tcPr>
-            <w:tcW w:type="dxa" w:w="1584"/>
+            <w:tcW w:type="dxa" w:w="869"/>
             <w:shd w:val="clear" w:fill="F2F2F2"/>
             <w:tcBorders>
               <w:top w:val="single" w:sz="4" w:color="9A9A9A"/>
@@ -3298,19 +3499,20 @@
             <w:tcMar>
               <w:top w:w="86" w:type="dxa"/>
               <w:bottom w:w="86" w:type="dxa"/>
-              <w:start w:w="144" w:type="dxa"/>
-              <w:end w:w="144" w:type="dxa"/>
+              <w:start w:w="100" w:type="dxa"/>
+              <w:end w:w="100" w:type="dxa"/>
             </w:tcMar>
           </w:tcPr>
           <w:p>
             <w:pPr>
               <w:spacing w:after="0"/>
+              <w:jc w:val="left"/>
             </w:pPr>
           </w:p>
         </w:tc>
         <w:tc>
           <w:tcPr>
-            <w:tcW w:type="dxa" w:w="1584"/>
+            <w:tcW w:type="dxa" w:w="1445"/>
             <w:shd w:val="clear" w:fill="F2F2F2"/>
             <w:tcBorders>
               <w:top w:val="single" w:sz="4" w:color="9A9A9A"/>
@@ -3321,21 +3523,25 @@
             <w:tcMar>
               <w:top w:w="86" w:type="dxa"/>
               <w:bottom w:w="86" w:type="dxa"/>
-              <w:start w:w="144" w:type="dxa"/>
-              <w:end w:w="144" w:type="dxa"/>
+              <w:start w:w="100" w:type="dxa"/>
+              <w:end w:w="100" w:type="dxa"/>
             </w:tcMar>
           </w:tcPr>
           <w:p>
             <w:pPr>
               <w:spacing w:after="0"/>
+              <w:jc w:val="left"/>
             </w:pPr>
           </w:p>
         </w:tc>
       </w:tr>
       <w:tr>
+        <w:trPr>
+          <w:trHeight w:val="1700" w:hRule="atLeast"/>
+        </w:trPr>
         <w:tc>
           <w:tcPr>
-            <w:tcW w:type="dxa" w:w="1584"/>
+            <w:tcW w:type="dxa" w:w="566"/>
             <w:tcBorders>
               <w:top w:val="single" w:sz="4" w:color="9A9A9A"/>
               <w:bottom w:val="single" w:sz="4" w:color="9A9A9A"/>
@@ -3345,13 +3551,14 @@
             <w:tcMar>
               <w:top w:w="86" w:type="dxa"/>
               <w:bottom w:w="86" w:type="dxa"/>
-              <w:start w:w="144" w:type="dxa"/>
-              <w:end w:w="144" w:type="dxa"/>
+              <w:start w:w="100" w:type="dxa"/>
+              <w:end w:w="100" w:type="dxa"/>
             </w:tcMar>
           </w:tcPr>
           <w:p>
             <w:pPr>
               <w:spacing w:after="0"/>
+              <w:jc w:val="left"/>
             </w:pPr>
             <w:r>
               <w:rPr>
@@ -3367,7 +3574,7 @@
         </w:tc>
         <w:tc>
           <w:tcPr>
-            <w:tcW w:type="dxa" w:w="1584"/>
+            <w:tcW w:type="dxa" w:w="3455"/>
             <w:tcBorders>
               <w:top w:val="single" w:sz="4" w:color="9A9A9A"/>
               <w:bottom w:val="single" w:sz="4" w:color="9A9A9A"/>
@@ -3377,13 +3584,14 @@
             <w:tcMar>
               <w:top w:w="86" w:type="dxa"/>
               <w:bottom w:w="86" w:type="dxa"/>
-              <w:start w:w="144" w:type="dxa"/>
-              <w:end w:w="144" w:type="dxa"/>
+              <w:start w:w="100" w:type="dxa"/>
+              <w:end w:w="100" w:type="dxa"/>
             </w:tcMar>
           </w:tcPr>
           <w:p>
             <w:pPr>
               <w:spacing w:after="0"/>
+              <w:jc w:val="left"/>
             </w:pPr>
             <w:r>
               <w:rPr>
@@ -3399,7 +3607,7 @@
         </w:tc>
         <w:tc>
           <w:tcPr>
-            <w:tcW w:type="dxa" w:w="1584"/>
+            <w:tcW w:type="dxa" w:w="869"/>
             <w:tcBorders>
               <w:top w:val="single" w:sz="4" w:color="9A9A9A"/>
               <w:bottom w:val="single" w:sz="4" w:color="9A9A9A"/>
@@ -3409,19 +3617,20 @@
             <w:tcMar>
               <w:top w:w="86" w:type="dxa"/>
               <w:bottom w:w="86" w:type="dxa"/>
-              <w:start w:w="144" w:type="dxa"/>
-              <w:end w:w="144" w:type="dxa"/>
+              <w:start w:w="100" w:type="dxa"/>
+              <w:end w:w="100" w:type="dxa"/>
             </w:tcMar>
           </w:tcPr>
           <w:p>
             <w:pPr>
               <w:spacing w:after="0"/>
+              <w:jc w:val="left"/>
             </w:pPr>
           </w:p>
         </w:tc>
         <w:tc>
           <w:tcPr>
-            <w:tcW w:type="dxa" w:w="1584"/>
+            <w:tcW w:type="dxa" w:w="1445"/>
             <w:tcBorders>
               <w:top w:val="single" w:sz="4" w:color="9A9A9A"/>
               <w:bottom w:val="single" w:sz="4" w:color="9A9A9A"/>
@@ -3431,21 +3640,25 @@
             <w:tcMar>
               <w:top w:w="86" w:type="dxa"/>
               <w:bottom w:w="86" w:type="dxa"/>
-              <w:start w:w="144" w:type="dxa"/>
-              <w:end w:w="144" w:type="dxa"/>
+              <w:start w:w="100" w:type="dxa"/>
+              <w:end w:w="100" w:type="dxa"/>
             </w:tcMar>
           </w:tcPr>
           <w:p>
             <w:pPr>
               <w:spacing w:after="0"/>
+              <w:jc w:val="left"/>
             </w:pPr>
           </w:p>
         </w:tc>
       </w:tr>
       <w:tr>
+        <w:trPr>
+          <w:trHeight w:val="1700" w:hRule="atLeast"/>
+        </w:trPr>
         <w:tc>
           <w:tcPr>
-            <w:tcW w:type="dxa" w:w="1584"/>
+            <w:tcW w:type="dxa" w:w="566"/>
             <w:shd w:val="clear" w:fill="F2F2F2"/>
             <w:tcBorders>
               <w:top w:val="single" w:sz="4" w:color="9A9A9A"/>
@@ -3456,13 +3669,14 @@
             <w:tcMar>
               <w:top w:w="86" w:type="dxa"/>
               <w:bottom w:w="86" w:type="dxa"/>
-              <w:start w:w="144" w:type="dxa"/>
-              <w:end w:w="144" w:type="dxa"/>
+              <w:start w:w="100" w:type="dxa"/>
+              <w:end w:w="100" w:type="dxa"/>
             </w:tcMar>
           </w:tcPr>
           <w:p>
             <w:pPr>
               <w:spacing w:after="0"/>
+              <w:jc w:val="left"/>
             </w:pPr>
             <w:r>
               <w:rPr>
@@ -3478,7 +3692,7 @@
         </w:tc>
         <w:tc>
           <w:tcPr>
-            <w:tcW w:type="dxa" w:w="1584"/>
+            <w:tcW w:type="dxa" w:w="3455"/>
             <w:shd w:val="clear" w:fill="F2F2F2"/>
             <w:tcBorders>
               <w:top w:val="single" w:sz="4" w:color="9A9A9A"/>
@@ -3489,13 +3703,14 @@
             <w:tcMar>
               <w:top w:w="86" w:type="dxa"/>
               <w:bottom w:w="86" w:type="dxa"/>
-              <w:start w:w="144" w:type="dxa"/>
-              <w:end w:w="144" w:type="dxa"/>
+              <w:start w:w="100" w:type="dxa"/>
+              <w:end w:w="100" w:type="dxa"/>
             </w:tcMar>
           </w:tcPr>
           <w:p>
             <w:pPr>
               <w:spacing w:after="0"/>
+              <w:jc w:val="left"/>
             </w:pPr>
             <w:r>
               <w:rPr>
@@ -3511,7 +3726,7 @@
         </w:tc>
         <w:tc>
           <w:tcPr>
-            <w:tcW w:type="dxa" w:w="1584"/>
+            <w:tcW w:type="dxa" w:w="869"/>
             <w:shd w:val="clear" w:fill="F2F2F2"/>
             <w:tcBorders>
               <w:top w:val="single" w:sz="4" w:color="9A9A9A"/>
@@ -3522,19 +3737,20 @@
             <w:tcMar>
               <w:top w:w="86" w:type="dxa"/>
               <w:bottom w:w="86" w:type="dxa"/>
-              <w:start w:w="144" w:type="dxa"/>
-              <w:end w:w="144" w:type="dxa"/>
+              <w:start w:w="100" w:type="dxa"/>
+              <w:end w:w="100" w:type="dxa"/>
             </w:tcMar>
           </w:tcPr>
           <w:p>
             <w:pPr>
               <w:spacing w:after="0"/>
+              <w:jc w:val="left"/>
             </w:pPr>
           </w:p>
         </w:tc>
         <w:tc>
           <w:tcPr>
-            <w:tcW w:type="dxa" w:w="1584"/>
+            <w:tcW w:type="dxa" w:w="1445"/>
             <w:shd w:val="clear" w:fill="F2F2F2"/>
             <w:tcBorders>
               <w:top w:val="single" w:sz="4" w:color="9A9A9A"/>
@@ -3545,19 +3761,23 @@
             <w:tcMar>
               <w:top w:w="86" w:type="dxa"/>
               <w:bottom w:w="86" w:type="dxa"/>
-              <w:start w:w="144" w:type="dxa"/>
-              <w:end w:w="144" w:type="dxa"/>
+              <w:start w:w="100" w:type="dxa"/>
+              <w:end w:w="100" w:type="dxa"/>
             </w:tcMar>
           </w:tcPr>
           <w:p>
             <w:pPr>
               <w:spacing w:after="0"/>
+              <w:jc w:val="left"/>
             </w:pPr>
           </w:p>
         </w:tc>
       </w:tr>
     </w:tbl>
     <w:p>
+      <w:pPr>
+        <w:spacing w:before="160"/>
+      </w:pPr>
       <w:r>
         <w:rPr>
           <w:rFonts w:ascii="Georgia" w:hAnsi="Georgia" w:cs="Georgia"/>
